--- a/zht/docx/041.content.docx
+++ b/zht/docx/041.content.docx
@@ -150,26 +150,6 @@
           <w:lang w:val="zh_TW" w:bidi="zh_TW"/>
         </w:rPr>
         <w:t>jing</w:t>
-      </w:r>
-      <w:r>
-        <w:rPr>
-          <w:lang w:val="zh_TW" w:bidi="zh_TW"/>
-        </w:rPr>
-      </w:r>
-    </w:p>
-    <w:p>
-      <w:pPr/>
-      <w:r>
-        <w:rPr>
-          <w:lang w:val="zh_TW" w:bidi="zh_TW"/>
-        </w:rPr>
-      </w:r>
-      <w:r>
-        <w:rPr>
-          <w:i/>
-          <w:lang w:val="zh_TW" w:bidi="zh_TW"/>
-        </w:rPr>
-        <w:t>敬畏耶和華</w:t>
       </w:r>
       <w:r>
         <w:rPr>

--- a/zht/docx/041.content.docx
+++ b/zht/docx/041.content.docx
@@ -19,7 +19,7 @@
         <w:rPr>
           <w:lang w:val="zh_TW" w:bidi="zh_TW"/>
         </w:rPr>
-        <w:t>Resource: Study Notes - Themes (Tyndale)</w:t>
+        <w:t>Resource: Tyndale Open Study Notes</w:t>
       </w:r>
       <w:r>
         <w:rPr>
@@ -112,7 +112,7 @@
         <w:rPr>
           <w:lang w:val="zh_TW" w:bidi="zh_TW"/>
         </w:rPr>
-        <w:t>Study Notes - Themes (Tyndale)</w:t>
+        <w:t>Tyndale Open Study Notes</w:t>
       </w:r>
     </w:p>
     <w:p>

--- a/zht/docx/041.content.docx
+++ b/zht/docx/041.content.docx
@@ -149,7 +149,7 @@
         <w:rPr>
           <w:lang w:val="zh_TW" w:bidi="zh_TW"/>
         </w:rPr>
-        <w:t>jing</w:t>
+        <w:t>jiu</w:t>
       </w:r>
       <w:r>
         <w:rPr>
@@ -212,7 +212,7 @@
         <w:rPr>
           <w:lang w:val="zh_TW" w:bidi="zh_TW"/>
         </w:rPr>
-        <w:t>敬畏耶和華</w:t>
+        <w:t>舊生命與新生命</w:t>
       </w:r>
       <w:r>
         <w:rPr>
@@ -231,7 +231,7 @@
         <w:rPr>
           <w:lang w:val="zh_TW" w:bidi="zh_TW"/>
         </w:rPr>
-        <w:t>摩西在死前向以色列百姓發出最後的勸勉，一再叮囑他們要「敬畏耶和華」（例如，</w:t>
+        <w:t>人們成為基督徒，與耶穌聯合，與祂同死和同復活。他們舊生命帶著罪的標誌，因著耶穌而結束了。他們通過耶穌在賜予內心的力量，開始新的生命（見</w:t>
       </w:r>
       <w:hyperlink r:id="rId13">
         <w:r>
@@ -242,49 +242,7 @@
             <w:color w:val="0000EE"/>
             <w:u w:val="single"/>
           </w:rPr>
-          <w:t>申6:1–13，</w:t>
-        </w:r>
-      </w:hyperlink>
-      <w:hyperlink r:id="rId14">
-        <w:r>
-          <w:rPr>
-            <w:lang w:val="zh_TW" w:bidi="zh_TW"/>
-          </w:rPr>
-          <w:rPr>
-            <w:color w:val="0000EE"/>
-            <w:u w:val="single"/>
-          </w:rPr>
-          <w:t>10:12–21，</w:t>
-        </w:r>
-      </w:hyperlink>
-      <w:hyperlink r:id="rId15">
-        <w:r>
-          <w:rPr>
-            <w:lang w:val="zh_TW" w:bidi="zh_TW"/>
-          </w:rPr>
-          <w:rPr>
-            <w:color w:val="0000EE"/>
-            <w:u w:val="single"/>
-          </w:rPr>
-          <w:t>31:9–13</w:t>
-        </w:r>
-      </w:hyperlink>
-      <w:r>
-        <w:rPr>
-          <w:lang w:val="zh_TW" w:bidi="zh_TW"/>
-        </w:rPr>
-        <w:t>）。約書亞在他生命的末期，也給予百姓相同的建議（</w:t>
-      </w:r>
-      <w:hyperlink r:id="rId16">
-        <w:r>
-          <w:rPr>
-            <w:lang w:val="zh_TW" w:bidi="zh_TW"/>
-          </w:rPr>
-          <w:rPr>
-            <w:color w:val="0000EE"/>
-            <w:u w:val="single"/>
-          </w:rPr>
-          <w:t>書24:14</w:t>
+          <w:t>羅6:3–14</w:t>
         </w:r>
       </w:hyperlink>
       <w:r>
@@ -292,19 +250,6 @@
           <w:lang w:val="zh_TW" w:bidi="zh_TW"/>
         </w:rPr>
         <w:t>）。</w:t>
-      </w:r>
-      <w:r>
-        <w:rPr>
-          <w:b/>
-          <w:lang w:val="zh_TW" w:bidi="zh_TW"/>
-        </w:rPr>
-        <w:t>敬畏</w:t>
-      </w:r>
-      <w:r>
-        <w:rPr>
-          <w:lang w:val="zh_TW" w:bidi="zh_TW"/>
-        </w:rPr>
-        <w:t>包含尊敬、對偉大事物稱奇，有時也指真正的懼怕。敬畏耶和華，表示人時刻意識到神的權柄與大能。對以色列人而言，敬畏耶和華就是承認他們的成功完全仰賴神。</w:t>
       </w:r>
     </w:p>
     <w:p>
@@ -318,55 +263,43 @@
         <w:rPr>
           <w:lang w:val="zh_TW" w:bidi="zh_TW"/>
         </w:rPr>
-        <w:t>箴言的主題可濃縮為一句話：「敬畏耶和華是知識的開端」（</w:t>
-      </w:r>
-      <w:hyperlink r:id="rId17">
-        <w:r>
-          <w:rPr>
-            <w:lang w:val="zh_TW" w:bidi="zh_TW"/>
-          </w:rPr>
-          <w:rPr>
-            <w:color w:val="0000EE"/>
-            <w:u w:val="single"/>
-          </w:rPr>
-          <w:t>箴1:7</w:t>
-        </w:r>
-      </w:hyperlink>
-      <w:r>
-        <w:rPr>
-          <w:lang w:val="zh_TW" w:bidi="zh_TW"/>
-        </w:rPr>
-        <w:t>）。敬畏使人謙卑，遠離驕傲（</w:t>
-      </w:r>
-      <w:hyperlink r:id="rId18">
-        <w:r>
-          <w:rPr>
-            <w:lang w:val="zh_TW" w:bidi="zh_TW"/>
-          </w:rPr>
-          <w:rPr>
-            <w:color w:val="0000EE"/>
-            <w:u w:val="single"/>
-          </w:rPr>
-          <w:t>3:7，</w:t>
-        </w:r>
-      </w:hyperlink>
-      <w:hyperlink r:id="rId19">
-        <w:r>
-          <w:rPr>
-            <w:lang w:val="zh_TW" w:bidi="zh_TW"/>
-          </w:rPr>
-          <w:rPr>
-            <w:color w:val="0000EE"/>
-            <w:u w:val="single"/>
-          </w:rPr>
-          <w:t>15:33</w:t>
-        </w:r>
-      </w:hyperlink>
-      <w:r>
-        <w:rPr>
-          <w:lang w:val="zh_TW" w:bidi="zh_TW"/>
-        </w:rPr>
-        <w:t>）。這樣的態度使人更願意順從神，而不是倚靠自己的判斷。敬畏耶和華，是承認神在萬物秩序中的中心地位，因為神是萬有的創造主與掌管者。</w:t>
+        <w:t>神藉著祂的靈改變他們，他們的心思意念得到更新（見</w:t>
+      </w:r>
+      <w:hyperlink r:id="rId14">
+        <w:r>
+          <w:rPr>
+            <w:lang w:val="zh_TW" w:bidi="zh_TW"/>
+          </w:rPr>
+          <w:rPr>
+            <w:color w:val="0000EE"/>
+            <w:u w:val="single"/>
+          </w:rPr>
+          <w:t>羅12:2</w:t>
+        </w:r>
+      </w:hyperlink>
+      <w:r>
+        <w:rPr>
+          <w:lang w:val="zh_TW" w:bidi="zh_TW"/>
+        </w:rPr>
+        <w:t>）。他們的渴望和行為改變，生命開始彰顯祂的靈（</w:t>
+      </w:r>
+      <w:hyperlink r:id="rId15">
+        <w:r>
+          <w:rPr>
+            <w:lang w:val="zh_TW" w:bidi="zh_TW"/>
+          </w:rPr>
+          <w:rPr>
+            <w:color w:val="0000EE"/>
+            <w:u w:val="single"/>
+          </w:rPr>
+          <w:t>加5:22–23</w:t>
+        </w:r>
+      </w:hyperlink>
+      <w:r>
+        <w:rPr>
+          <w:lang w:val="zh_TW" w:bidi="zh_TW"/>
+        </w:rPr>
+        <w:t>）。他們開始在靈性上成長，變得更像耶穌。</w:t>
       </w:r>
     </w:p>
     <w:p>
@@ -380,7 +313,79 @@
         <w:rPr>
           <w:lang w:val="zh_TW" w:bidi="zh_TW"/>
         </w:rPr>
-        <w:t>因此，</w:t>
+        <w:t>基督徒有責任「效法」耶穌的死和復活（見</w:t>
+      </w:r>
+      <w:hyperlink r:id="rId16">
+        <w:r>
+          <w:rPr>
+            <w:lang w:val="zh_TW" w:bidi="zh_TW"/>
+          </w:rPr>
+          <w:rPr>
+            <w:color w:val="0000EE"/>
+            <w:u w:val="single"/>
+          </w:rPr>
+          <w:t>腓3:10–14</w:t>
+        </w:r>
+      </w:hyperlink>
+      <w:r>
+        <w:rPr>
+          <w:lang w:val="zh_TW" w:bidi="zh_TW"/>
+        </w:rPr>
+        <w:t>）。他們必須遠離黑暗，並委身於充滿光明的生活（</w:t>
+      </w:r>
+      <w:hyperlink r:id="rId17">
+        <w:r>
+          <w:rPr>
+            <w:lang w:val="zh_TW" w:bidi="zh_TW"/>
+          </w:rPr>
+          <w:rPr>
+            <w:color w:val="0000EE"/>
+            <w:u w:val="single"/>
+          </w:rPr>
+          <w:t>弗4:17–5:20</w:t>
+        </w:r>
+      </w:hyperlink>
+      <w:r>
+        <w:rPr>
+          <w:lang w:val="zh_TW" w:bidi="zh_TW"/>
+        </w:rPr>
+        <w:t>）。這意味著他們要停止邪惡的生活方式，開始以神的美好方式生活。使徒保羅用衣服的意象來描述這種改變。神呼召基督徒脫去受魔鬼影響那舊有、罪惡的生命，穿上由聖靈引導全新、純潔的生命（</w:t>
+      </w:r>
+      <w:hyperlink r:id="rId18">
+        <w:r>
+          <w:rPr>
+            <w:lang w:val="zh_TW" w:bidi="zh_TW"/>
+          </w:rPr>
+          <w:rPr>
+            <w:color w:val="0000EE"/>
+            <w:u w:val="single"/>
+          </w:rPr>
+          <w:t>弗4:21–24</w:t>
+        </w:r>
+      </w:hyperlink>
+      <w:r>
+        <w:rPr>
+          <w:lang w:val="zh_TW" w:bidi="zh_TW"/>
+        </w:rPr>
+        <w:t>；</w:t>
+      </w:r>
+      <w:hyperlink r:id="rId19">
+        <w:r>
+          <w:rPr>
+            <w:lang w:val="zh_TW" w:bidi="zh_TW"/>
+          </w:rPr>
+          <w:rPr>
+            <w:color w:val="0000EE"/>
+            <w:u w:val="single"/>
+          </w:rPr>
+          <w:t>西3:1–15</w:t>
+        </w:r>
+      </w:hyperlink>
+      <w:r>
+        <w:rPr>
+          <w:lang w:val="zh_TW" w:bidi="zh_TW"/>
+        </w:rPr>
+        <w:t>；見</w:t>
       </w:r>
       <w:hyperlink r:id="rId20">
         <w:r>
@@ -391,14 +396,14 @@
             <w:color w:val="0000EE"/>
             <w:u w:val="single"/>
           </w:rPr>
-          <w:t>詩篇十四篇1節</w:t>
-        </w:r>
-      </w:hyperlink>
-      <w:r>
-        <w:rPr>
-          <w:lang w:val="zh_TW" w:bidi="zh_TW"/>
-        </w:rPr>
-        <w:t>稱那些否認神的人為「愚頑人」。敬畏耶和華的人得著智慧，因為他們知道萬有都在神的主權之下，並為祂的目的而存在。這不僅僅是一種態度，更是一種生活方式——尊崇神的權能，敬服祂的權柄，並承擔對祂終極的責任。</w:t>
+          <w:t>加3:27</w:t>
+        </w:r>
+      </w:hyperlink>
+      <w:r>
+        <w:rPr>
+          <w:lang w:val="zh_TW" w:bidi="zh_TW"/>
+        </w:rPr>
+        <w:t>）。這樣，他們就認識自己要倚靠神的恩典和力量。</w:t>
       </w:r>
     </w:p>
     <w:p>
@@ -410,99 +415,10 @@
       </w:r>
       <w:r>
         <w:rPr>
-          <w:lang w:val="zh_TW" w:bidi="zh_TW"/>
-        </w:rPr>
-        <w:t>智慧與神的良好關係息息相關。這兩者都需要我們作出與神性情相符的選擇（見</w:t>
-      </w:r>
-      <w:hyperlink r:id="rId21">
-        <w:r>
-          <w:rPr>
-            <w:lang w:val="zh_TW" w:bidi="zh_TW"/>
-          </w:rPr>
-          <w:rPr>
-            <w:color w:val="0000EE"/>
-            <w:u w:val="single"/>
-          </w:rPr>
-          <w:t>伯28:28</w:t>
-        </w:r>
-      </w:hyperlink>
-      <w:r>
-        <w:rPr>
-          <w:lang w:val="zh_TW" w:bidi="zh_TW"/>
-        </w:rPr>
-        <w:t>；</w:t>
-      </w:r>
-      <w:hyperlink r:id="rId22">
-        <w:r>
-          <w:rPr>
-            <w:lang w:val="zh_TW" w:bidi="zh_TW"/>
-          </w:rPr>
-          <w:rPr>
-            <w:color w:val="0000EE"/>
-            <w:u w:val="single"/>
-          </w:rPr>
-          <w:t>箴14:2</w:t>
-        </w:r>
-      </w:hyperlink>
-      <w:r>
-        <w:rPr>
-          <w:lang w:val="zh_TW" w:bidi="zh_TW"/>
-        </w:rPr>
-        <w:t>；</w:t>
-      </w:r>
-      <w:hyperlink r:id="rId23">
-        <w:r>
-          <w:rPr>
-            <w:lang w:val="zh_TW" w:bidi="zh_TW"/>
-          </w:rPr>
-          <w:rPr>
-            <w:color w:val="0000EE"/>
-            <w:u w:val="single"/>
-          </w:rPr>
-          <w:t>傳12:13</w:t>
-        </w:r>
-      </w:hyperlink>
-      <w:r>
-        <w:rPr>
-          <w:lang w:val="zh_TW" w:bidi="zh_TW"/>
-        </w:rPr>
-        <w:t>）。你想要得著智慧嗎？那你必須與那位擁有一切智慧的神建立關係（見</w:t>
-      </w:r>
-      <w:hyperlink r:id="rId24">
-        <w:r>
-          <w:rPr>
-            <w:lang w:val="zh_TW" w:bidi="zh_TW"/>
-          </w:rPr>
-          <w:rPr>
-            <w:color w:val="0000EE"/>
-            <w:u w:val="single"/>
-          </w:rPr>
-          <w:t>林前1:1–2:16</w:t>
-        </w:r>
-      </w:hyperlink>
-      <w:r>
-        <w:rPr>
-          <w:lang w:val="zh_TW" w:bidi="zh_TW"/>
-        </w:rPr>
-        <w:t>；</w:t>
-      </w:r>
-      <w:hyperlink r:id="rId25">
-        <w:r>
-          <w:rPr>
-            <w:lang w:val="zh_TW" w:bidi="zh_TW"/>
-          </w:rPr>
-          <w:rPr>
-            <w:color w:val="0000EE"/>
-            <w:u w:val="single"/>
-          </w:rPr>
-          <w:t>西2:3</w:t>
-        </w:r>
-      </w:hyperlink>
-      <w:r>
-        <w:rPr>
-          <w:lang w:val="zh_TW" w:bidi="zh_TW"/>
-        </w:rPr>
-        <w:t>）。</w:t>
+          <w:u w:val="single"/>
+          <w:lang w:val="zh_TW" w:bidi="zh_TW"/>
+        </w:rPr>
+        <w:t>進深研究的經文段落</w:t>
       </w:r>
     </w:p>
     <w:p>
@@ -512,12 +428,99 @@
           <w:lang w:val="zh_TW" w:bidi="zh_TW"/>
         </w:rPr>
       </w:r>
-      <w:r>
-        <w:rPr>
-          <w:u w:val="single"/>
-          <w:lang w:val="zh_TW" w:bidi="zh_TW"/>
-        </w:rPr>
-        <w:t>進深研究的經文段落</w:t>
+      <w:hyperlink r:id="rId13">
+        <w:r>
+          <w:rPr>
+            <w:lang w:val="zh_TW" w:bidi="zh_TW"/>
+          </w:rPr>
+          <w:rPr>
+            <w:color w:val="0000EE"/>
+            <w:u w:val="single"/>
+          </w:rPr>
+          <w:t>羅6:3–14</w:t>
+        </w:r>
+      </w:hyperlink>
+      <w:r>
+        <w:rPr>
+          <w:lang w:val="zh_TW" w:bidi="zh_TW"/>
+        </w:rPr>
+        <w:t>，</w:t>
+      </w:r>
+      <w:hyperlink r:id="rId21">
+        <w:r>
+          <w:rPr>
+            <w:lang w:val="zh_TW" w:bidi="zh_TW"/>
+          </w:rPr>
+          <w:rPr>
+            <w:color w:val="0000EE"/>
+            <w:u w:val="single"/>
+          </w:rPr>
+          <w:t>12:1–2</w:t>
+        </w:r>
+      </w:hyperlink>
+      <w:r>
+        <w:rPr>
+          <w:lang w:val="zh_TW" w:bidi="zh_TW"/>
+        </w:rPr>
+        <w:t>；</w:t>
+      </w:r>
+      <w:hyperlink r:id="rId22">
+        <w:r>
+          <w:rPr>
+            <w:lang w:val="zh_TW" w:bidi="zh_TW"/>
+          </w:rPr>
+          <w:rPr>
+            <w:color w:val="0000EE"/>
+            <w:u w:val="single"/>
+          </w:rPr>
+          <w:t>加5:19–23</w:t>
+        </w:r>
+      </w:hyperlink>
+      <w:r>
+        <w:rPr>
+          <w:lang w:val="zh_TW" w:bidi="zh_TW"/>
+        </w:rPr>
+        <w:t>；</w:t>
+      </w:r>
+      <w:hyperlink r:id="rId17">
+        <w:r>
+          <w:rPr>
+            <w:lang w:val="zh_TW" w:bidi="zh_TW"/>
+          </w:rPr>
+          <w:rPr>
+            <w:color w:val="0000EE"/>
+            <w:u w:val="single"/>
+          </w:rPr>
+          <w:t>弗4:17–5:20</w:t>
+        </w:r>
+      </w:hyperlink>
+      <w:r>
+        <w:rPr>
+          <w:lang w:val="zh_TW" w:bidi="zh_TW"/>
+        </w:rPr>
+        <w:t>；</w:t>
+      </w:r>
+      <w:hyperlink r:id="rId23">
+        <w:r>
+          <w:rPr>
+            <w:lang w:val="zh_TW" w:bidi="zh_TW"/>
+          </w:rPr>
+          <w:rPr>
+            <w:color w:val="0000EE"/>
+            <w:u w:val="single"/>
+          </w:rPr>
+          <w:t>腓3:12–14</w:t>
+        </w:r>
+      </w:hyperlink>
+      <w:r>
+        <w:rPr>
+          <w:lang w:val="zh_TW" w:bidi="zh_TW"/>
+        </w:rPr>
+      </w:r>
+      <w:r>
+        <w:rPr>
+          <w:lang w:val="zh_TW" w:bidi="zh_TW"/>
+        </w:rPr>
       </w:r>
     </w:p>
     <w:p>
@@ -527,16 +530,615 @@
           <w:lang w:val="zh_TW" w:bidi="zh_TW"/>
         </w:rPr>
       </w:r>
-      <w:hyperlink r:id="rId21">
-        <w:r>
-          <w:rPr>
-            <w:lang w:val="zh_TW" w:bidi="zh_TW"/>
-          </w:rPr>
-          <w:rPr>
-            <w:color w:val="0000EE"/>
-            <w:u w:val="single"/>
-          </w:rPr>
-          <w:t>伯28:28</w:t>
+    </w:p>
+    <w:p>
+      <w:pPr>
+        <w:pStyle w:val="Heading2"/>
+      </w:pPr>
+      <w:r>
+        <w:rPr>
+          <w:lang w:val="zh_TW" w:bidi="zh_TW"/>
+        </w:rPr>
+        <w:t>舊與新的領域</w:t>
+      </w:r>
+      <w:r>
+        <w:rPr>
+          <w:lang w:val="zh_TW" w:bidi="zh_TW"/>
+        </w:rPr>
+      </w:r>
+    </w:p>
+    <w:p>
+      <w:pPr/>
+      <w:r>
+        <w:rPr>
+          <w:lang w:val="zh_TW" w:bidi="zh_TW"/>
+        </w:rPr>
+      </w:r>
+      <w:r>
+        <w:rPr>
+          <w:lang w:val="zh_TW" w:bidi="zh_TW"/>
+        </w:rPr>
+        <w:t>在保羅時代，猶太人清楚看到「現今邪惡的時代」與「將來的榮耀時代」之間的差異。貫穿</w:t>
+      </w:r>
+      <w:hyperlink r:id="rId24">
+        <w:r>
+          <w:rPr>
+            <w:lang w:val="zh_TW" w:bidi="zh_TW"/>
+          </w:rPr>
+          <w:rPr>
+            <w:color w:val="0000EE"/>
+            <w:u w:val="single"/>
+          </w:rPr>
+          <w:t>羅馬書五至八章</w:t>
+        </w:r>
+      </w:hyperlink>
+      <w:r>
+        <w:rPr>
+          <w:lang w:val="zh_TW" w:bidi="zh_TW"/>
+        </w:rPr>
+        <w:t>，保羅使用「領域」或「國度」的對比，來解釋我們得救的經歷。</w:t>
+      </w:r>
+    </w:p>
+    <w:p>
+      <w:pPr/>
+      <w:r>
+        <w:rPr>
+          <w:lang w:val="zh_TW" w:bidi="zh_TW"/>
+        </w:rPr>
+      </w:r>
+      <w:r>
+        <w:rPr>
+          <w:lang w:val="zh_TW" w:bidi="zh_TW"/>
+        </w:rPr>
+        <w:t>舊國度的統治者是：</w:t>
+      </w:r>
+    </w:p>
+    <w:p>
+      <w:pPr>
+        <w:pStyle w:val="ListBullet"/>
+        <w:spacing w:line="240" w:lineRule="auto"/>
+        <w:ind w:left="720"/>
+      </w:pPr>
+      <w:r>
+        <w:rPr>
+          <w:lang w:val="zh_TW" w:bidi="zh_TW"/>
+        </w:rPr>
+      </w:r>
+      <w:r>
+        <w:rPr>
+          <w:lang w:val="zh_TW" w:bidi="zh_TW"/>
+        </w:rPr>
+        <w:t>死亡（</w:t>
+      </w:r>
+      <w:hyperlink r:id="rId25">
+        <w:r>
+          <w:rPr>
+            <w:lang w:val="zh_TW" w:bidi="zh_TW"/>
+          </w:rPr>
+          <w:rPr>
+            <w:color w:val="0000EE"/>
+            <w:u w:val="single"/>
+          </w:rPr>
+          <w:t>羅5:12–21</w:t>
+        </w:r>
+      </w:hyperlink>
+      <w:r>
+        <w:rPr>
+          <w:lang w:val="zh_TW" w:bidi="zh_TW"/>
+        </w:rPr>
+        <w:t>）；</w:t>
+      </w:r>
+    </w:p>
+    <w:p>
+      <w:pPr>
+        <w:pStyle w:val="ListBullet"/>
+        <w:spacing w:line="240" w:lineRule="auto"/>
+        <w:ind w:left="720"/>
+      </w:pPr>
+      <w:r>
+        <w:rPr>
+          <w:lang w:val="zh_TW" w:bidi="zh_TW"/>
+        </w:rPr>
+      </w:r>
+      <w:r>
+        <w:rPr>
+          <w:lang w:val="zh_TW" w:bidi="zh_TW"/>
+        </w:rPr>
+        <w:t>罪（</w:t>
+      </w:r>
+      <w:hyperlink r:id="rId26">
+        <w:r>
+          <w:rPr>
+            <w:lang w:val="zh_TW" w:bidi="zh_TW"/>
+          </w:rPr>
+          <w:rPr>
+            <w:color w:val="0000EE"/>
+            <w:u w:val="single"/>
+          </w:rPr>
+          <w:t>6章</w:t>
+        </w:r>
+      </w:hyperlink>
+      <w:r>
+        <w:rPr>
+          <w:lang w:val="zh_TW" w:bidi="zh_TW"/>
+        </w:rPr>
+        <w:t>）；</w:t>
+      </w:r>
+    </w:p>
+    <w:p>
+      <w:pPr>
+        <w:pStyle w:val="ListBullet"/>
+        <w:spacing w:line="240" w:lineRule="auto"/>
+        <w:ind w:left="720"/>
+      </w:pPr>
+      <w:r>
+        <w:rPr>
+          <w:lang w:val="zh_TW" w:bidi="zh_TW"/>
+        </w:rPr>
+      </w:r>
+      <w:r>
+        <w:rPr>
+          <w:lang w:val="zh_TW" w:bidi="zh_TW"/>
+        </w:rPr>
+        <w:t>律法（</w:t>
+      </w:r>
+      <w:hyperlink r:id="rId27">
+        <w:r>
+          <w:rPr>
+            <w:lang w:val="zh_TW" w:bidi="zh_TW"/>
+          </w:rPr>
+          <w:rPr>
+            <w:color w:val="0000EE"/>
+            <w:u w:val="single"/>
+          </w:rPr>
+          <w:t>7章</w:t>
+        </w:r>
+      </w:hyperlink>
+      <w:r>
+        <w:rPr>
+          <w:lang w:val="zh_TW" w:bidi="zh_TW"/>
+        </w:rPr>
+        <w:t>）；以及</w:t>
+      </w:r>
+    </w:p>
+    <w:p>
+      <w:pPr>
+        <w:pStyle w:val="ListBullet"/>
+        <w:spacing w:line="240" w:lineRule="auto"/>
+        <w:ind w:left="720"/>
+      </w:pPr>
+      <w:r>
+        <w:rPr>
+          <w:lang w:val="zh_TW" w:bidi="zh_TW"/>
+        </w:rPr>
+      </w:r>
+      <w:r>
+        <w:rPr>
+          <w:lang w:val="zh_TW" w:bidi="zh_TW"/>
+        </w:rPr>
+        <w:t>罪惡的本性（</w:t>
+      </w:r>
+      <w:hyperlink r:id="rId28">
+        <w:r>
+          <w:rPr>
+            <w:lang w:val="zh_TW" w:bidi="zh_TW"/>
+          </w:rPr>
+          <w:rPr>
+            <w:color w:val="0000EE"/>
+            <w:u w:val="single"/>
+          </w:rPr>
+          <w:t>8:1–11</w:t>
+        </w:r>
+      </w:hyperlink>
+      <w:r>
+        <w:rPr>
+          <w:lang w:val="zh_TW" w:bidi="zh_TW"/>
+        </w:rPr>
+        <w:t>中的「肉體」）。</w:t>
+      </w:r>
+    </w:p>
+    <w:p>
+      <w:pPr/>
+      <w:r>
+        <w:rPr>
+          <w:lang w:val="zh_TW" w:bidi="zh_TW"/>
+        </w:rPr>
+      </w:r>
+      <w:r>
+        <w:rPr>
+          <w:lang w:val="zh_TW" w:bidi="zh_TW"/>
+        </w:rPr>
+        <w:t>新領域的特徵是：</w:t>
+      </w:r>
+    </w:p>
+    <w:p>
+      <w:pPr>
+        <w:pStyle w:val="ListBullet"/>
+        <w:spacing w:line="240" w:lineRule="auto"/>
+        <w:ind w:left="720"/>
+      </w:pPr>
+      <w:r>
+        <w:rPr>
+          <w:lang w:val="zh_TW" w:bidi="zh_TW"/>
+        </w:rPr>
+      </w:r>
+      <w:r>
+        <w:rPr>
+          <w:lang w:val="zh_TW" w:bidi="zh_TW"/>
+        </w:rPr>
+        <w:t>生命（</w:t>
+      </w:r>
+      <w:hyperlink r:id="rId29">
+        <w:r>
+          <w:rPr>
+            <w:lang w:val="zh_TW" w:bidi="zh_TW"/>
+          </w:rPr>
+          <w:rPr>
+            <w:color w:val="0000EE"/>
+            <w:u w:val="single"/>
+          </w:rPr>
+          <w:t>羅5章</w:t>
+        </w:r>
+      </w:hyperlink>
+      <w:r>
+        <w:rPr>
+          <w:lang w:val="zh_TW" w:bidi="zh_TW"/>
+        </w:rPr>
+        <w:t>）；</w:t>
+      </w:r>
+    </w:p>
+    <w:p>
+      <w:pPr>
+        <w:pStyle w:val="ListBullet"/>
+        <w:spacing w:line="240" w:lineRule="auto"/>
+        <w:ind w:left="720"/>
+      </w:pPr>
+      <w:r>
+        <w:rPr>
+          <w:lang w:val="zh_TW" w:bidi="zh_TW"/>
+        </w:rPr>
+      </w:r>
+      <w:r>
+        <w:rPr>
+          <w:lang w:val="zh_TW" w:bidi="zh_TW"/>
+        </w:rPr>
+        <w:t>義的生活（</w:t>
+      </w:r>
+      <w:hyperlink r:id="rId26">
+        <w:r>
+          <w:rPr>
+            <w:lang w:val="zh_TW" w:bidi="zh_TW"/>
+          </w:rPr>
+          <w:rPr>
+            <w:color w:val="0000EE"/>
+            <w:u w:val="single"/>
+          </w:rPr>
+          <w:t>6章</w:t>
+        </w:r>
+      </w:hyperlink>
+      <w:r>
+        <w:rPr>
+          <w:lang w:val="zh_TW" w:bidi="zh_TW"/>
+        </w:rPr>
+        <w:t>）；</w:t>
+      </w:r>
+    </w:p>
+    <w:p>
+      <w:pPr>
+        <w:pStyle w:val="ListBullet"/>
+        <w:spacing w:line="240" w:lineRule="auto"/>
+        <w:ind w:left="720"/>
+      </w:pPr>
+      <w:r>
+        <w:rPr>
+          <w:lang w:val="zh_TW" w:bidi="zh_TW"/>
+        </w:rPr>
+      </w:r>
+      <w:r>
+        <w:rPr>
+          <w:lang w:val="zh_TW" w:bidi="zh_TW"/>
+        </w:rPr>
+        <w:t>恩典（</w:t>
+      </w:r>
+      <w:hyperlink r:id="rId26">
+        <w:r>
+          <w:rPr>
+            <w:lang w:val="zh_TW" w:bidi="zh_TW"/>
+          </w:rPr>
+          <w:rPr>
+            <w:color w:val="0000EE"/>
+            <w:u w:val="single"/>
+          </w:rPr>
+          <w:t>6章</w:t>
+        </w:r>
+      </w:hyperlink>
+      <w:r>
+        <w:rPr>
+          <w:lang w:val="zh_TW" w:bidi="zh_TW"/>
+        </w:rPr>
+        <w:t>）；和</w:t>
+      </w:r>
+    </w:p>
+    <w:p>
+      <w:pPr>
+        <w:pStyle w:val="ListBullet"/>
+        <w:spacing w:line="240" w:lineRule="auto"/>
+        <w:ind w:left="720"/>
+      </w:pPr>
+      <w:r>
+        <w:rPr>
+          <w:lang w:val="zh_TW" w:bidi="zh_TW"/>
+        </w:rPr>
+      </w:r>
+      <w:r>
+        <w:rPr>
+          <w:lang w:val="zh_TW" w:bidi="zh_TW"/>
+        </w:rPr>
+        <w:t>聖靈（</w:t>
+      </w:r>
+      <w:hyperlink r:id="rId30">
+        <w:r>
+          <w:rPr>
+            <w:lang w:val="zh_TW" w:bidi="zh_TW"/>
+          </w:rPr>
+          <w:rPr>
+            <w:color w:val="0000EE"/>
+            <w:u w:val="single"/>
+          </w:rPr>
+          <w:t>8章</w:t>
+        </w:r>
+      </w:hyperlink>
+      <w:r>
+        <w:rPr>
+          <w:lang w:val="zh_TW" w:bidi="zh_TW"/>
+        </w:rPr>
+        <w:t>）。</w:t>
+      </w:r>
+    </w:p>
+    <w:p>
+      <w:pPr/>
+      <w:r>
+        <w:rPr>
+          <w:lang w:val="zh_TW" w:bidi="zh_TW"/>
+        </w:rPr>
+      </w:r>
+      <w:r>
+        <w:rPr>
+          <w:lang w:val="zh_TW" w:bidi="zh_TW"/>
+        </w:rPr>
+        <w:t>人們的未來直接取決於他們屬於其中哪個領域。</w:t>
+      </w:r>
+    </w:p>
+    <w:p>
+      <w:pPr/>
+      <w:r>
+        <w:rPr>
+          <w:lang w:val="zh_TW" w:bidi="zh_TW"/>
+        </w:rPr>
+      </w:r>
+      <w:r>
+        <w:rPr>
+          <w:lang w:val="zh_TW" w:bidi="zh_TW"/>
+        </w:rPr>
+        <w:t>每個領域都有代表其人民的領袖。亞當，第一個人，領導罪與死亡的舊領域。基督領導著赦免與生命的新領域。按著本性，所有人類都屬於由亞當代表，那罪與死亡的舊領域。他的罪與死亡，影響所有人的未來（</w:t>
+      </w:r>
+      <w:hyperlink r:id="rId31">
+        <w:r>
+          <w:rPr>
+            <w:lang w:val="zh_TW" w:bidi="zh_TW"/>
+          </w:rPr>
+          <w:rPr>
+            <w:color w:val="0000EE"/>
+            <w:u w:val="single"/>
+          </w:rPr>
+          <w:t>羅5:12</w:t>
+        </w:r>
+      </w:hyperlink>
+      <w:r>
+        <w:rPr>
+          <w:lang w:val="zh_TW" w:bidi="zh_TW"/>
+        </w:rPr>
+        <w:t>、</w:t>
+      </w:r>
+      <w:hyperlink r:id="rId32">
+        <w:r>
+          <w:rPr>
+            <w:lang w:val="zh_TW" w:bidi="zh_TW"/>
+          </w:rPr>
+          <w:rPr>
+            <w:color w:val="0000EE"/>
+            <w:u w:val="single"/>
+          </w:rPr>
+          <w:t>18–19</w:t>
+        </w:r>
+      </w:hyperlink>
+      <w:r>
+        <w:rPr>
+          <w:lang w:val="zh_TW" w:bidi="zh_TW"/>
+        </w:rPr>
+        <w:t>）。</w:t>
+      </w:r>
+    </w:p>
+    <w:p>
+      <w:pPr/>
+      <w:r>
+        <w:rPr>
+          <w:lang w:val="zh_TW" w:bidi="zh_TW"/>
+        </w:rPr>
+      </w:r>
+      <w:r>
+        <w:rPr>
+          <w:lang w:val="zh_TW" w:bidi="zh_TW"/>
+        </w:rPr>
+        <w:t>那些藉著耶穌信靠神的人，進入生命的新領域。神指派耶穌基督為「第二個人」（</w:t>
+      </w:r>
+      <w:r>
+        <w:rPr>
+          <w:lang w:val="zh_TW" w:bidi="zh_TW"/>
+        </w:rPr>
+        <w:t>譯註：末後的亞當，</w:t>
+      </w:r>
+      <w:r>
+        <w:rPr>
+          <w:lang w:val="zh_TW" w:bidi="zh_TW"/>
+        </w:rPr>
+        <w:t>見</w:t>
+      </w:r>
+      <w:hyperlink r:id="rId33">
+        <w:r>
+          <w:rPr>
+            <w:lang w:val="zh_TW" w:bidi="zh_TW"/>
+          </w:rPr>
+          <w:rPr>
+            <w:color w:val="0000EE"/>
+            <w:u w:val="single"/>
+          </w:rPr>
+          <w:t>5:14</w:t>
+        </w:r>
+      </w:hyperlink>
+      <w:r>
+        <w:rPr>
+          <w:lang w:val="zh_TW" w:bidi="zh_TW"/>
+        </w:rPr>
+        <w:t>）。藉著順服神並履行祂的旨意，耶穌在亞當展開罪的領域中取得重大勝利（</w:t>
+      </w:r>
+      <w:hyperlink r:id="rId32">
+        <w:r>
+          <w:rPr>
+            <w:lang w:val="zh_TW" w:bidi="zh_TW"/>
+          </w:rPr>
+          <w:rPr>
+            <w:color w:val="0000EE"/>
+            <w:u w:val="single"/>
+          </w:rPr>
+          <w:t>5:18–19</w:t>
+        </w:r>
+      </w:hyperlink>
+      <w:r>
+        <w:rPr>
+          <w:lang w:val="zh_TW" w:bidi="zh_TW"/>
+        </w:rPr>
+        <w:t>）。通過接受神的恩典，人們選擇耶穌作為他們的領袖並盼望永生（</w:t>
+      </w:r>
+      <w:hyperlink r:id="rId34">
+        <w:r>
+          <w:rPr>
+            <w:lang w:val="zh_TW" w:bidi="zh_TW"/>
+          </w:rPr>
+          <w:rPr>
+            <w:color w:val="0000EE"/>
+            <w:u w:val="single"/>
+          </w:rPr>
+          <w:t>5:17</w:t>
+        </w:r>
+      </w:hyperlink>
+      <w:r>
+        <w:rPr>
+          <w:lang w:val="zh_TW" w:bidi="zh_TW"/>
+        </w:rPr>
+        <w:t>）。</w:t>
+      </w:r>
+    </w:p>
+    <w:p>
+      <w:pPr/>
+      <w:r>
+        <w:rPr>
+          <w:lang w:val="zh_TW" w:bidi="zh_TW"/>
+        </w:rPr>
+      </w:r>
+      <w:r>
+        <w:rPr>
+          <w:lang w:val="zh_TW" w:bidi="zh_TW"/>
+        </w:rPr>
+        <w:t>新領域中的人與基督聯合，並享受這個聯合的好處。他們已經「與基督同死」、「與基督一同埋葬」，他們此時與基督同在的新生命，是將來永遠「與祂同活」的起頭（</w:t>
+      </w:r>
+      <w:hyperlink r:id="rId35">
+        <w:r>
+          <w:rPr>
+            <w:lang w:val="zh_TW" w:bidi="zh_TW"/>
+          </w:rPr>
+          <w:rPr>
+            <w:color w:val="0000EE"/>
+            <w:u w:val="single"/>
+          </w:rPr>
+          <w:t>羅6:3–11</w:t>
+        </w:r>
+      </w:hyperlink>
+      <w:r>
+        <w:rPr>
+          <w:lang w:val="zh_TW" w:bidi="zh_TW"/>
+        </w:rPr>
+        <w:t>）。</w:t>
+      </w:r>
+    </w:p>
+    <w:p>
+      <w:pPr/>
+      <w:r>
+        <w:rPr>
+          <w:lang w:val="zh_TW" w:bidi="zh_TW"/>
+        </w:rPr>
+      </w:r>
+      <w:r>
+        <w:rPr>
+          <w:u w:val="single"/>
+          <w:lang w:val="zh_TW" w:bidi="zh_TW"/>
+        </w:rPr>
+        <w:t>進深研究的經文段落</w:t>
+      </w:r>
+    </w:p>
+    <w:p>
+      <w:pPr/>
+      <w:r>
+        <w:rPr>
+          <w:lang w:val="zh_TW" w:bidi="zh_TW"/>
+        </w:rPr>
+      </w:r>
+      <w:hyperlink r:id="rId36">
+        <w:r>
+          <w:rPr>
+            <w:lang w:val="zh_TW" w:bidi="zh_TW"/>
+          </w:rPr>
+          <w:rPr>
+            <w:color w:val="0000EE"/>
+            <w:u w:val="single"/>
+          </w:rPr>
+          <w:t>詩2:1–10</w:t>
+        </w:r>
+      </w:hyperlink>
+      <w:r>
+        <w:rPr>
+          <w:lang w:val="zh_TW" w:bidi="zh_TW"/>
+        </w:rPr>
+        <w:t>，</w:t>
+      </w:r>
+      <w:hyperlink r:id="rId37">
+        <w:r>
+          <w:rPr>
+            <w:lang w:val="zh_TW" w:bidi="zh_TW"/>
+          </w:rPr>
+          <w:rPr>
+            <w:color w:val="0000EE"/>
+            <w:u w:val="single"/>
+          </w:rPr>
+          <w:t>110:2</w:t>
+        </w:r>
+      </w:hyperlink>
+      <w:r>
+        <w:rPr>
+          <w:lang w:val="zh_TW" w:bidi="zh_TW"/>
+        </w:rPr>
+        <w:t>，</w:t>
+      </w:r>
+      <w:hyperlink r:id="rId38">
+        <w:r>
+          <w:rPr>
+            <w:lang w:val="zh_TW" w:bidi="zh_TW"/>
+          </w:rPr>
+          <w:rPr>
+            <w:color w:val="0000EE"/>
+            <w:u w:val="single"/>
+          </w:rPr>
+          <w:t>145:13</w:t>
         </w:r>
       </w:hyperlink>
       <w:r>
@@ -545,28 +1147,34 @@
         </w:rPr>
         <w:t>；</w:t>
       </w:r>
-      <w:hyperlink r:id="rId20">
-        <w:r>
-          <w:rPr>
-            <w:lang w:val="zh_TW" w:bidi="zh_TW"/>
-          </w:rPr>
-          <w:rPr>
-            <w:color w:val="0000EE"/>
-            <w:u w:val="single"/>
-          </w:rPr>
-          <w:t>詩14:1，</w:t>
-        </w:r>
-      </w:hyperlink>
-      <w:hyperlink r:id="rId26">
-        <w:r>
-          <w:rPr>
-            <w:lang w:val="zh_TW" w:bidi="zh_TW"/>
-          </w:rPr>
-          <w:rPr>
-            <w:color w:val="0000EE"/>
-            <w:u w:val="single"/>
-          </w:rPr>
-          <w:t>111:10</w:t>
+      <w:hyperlink r:id="rId39">
+        <w:r>
+          <w:rPr>
+            <w:lang w:val="zh_TW" w:bidi="zh_TW"/>
+          </w:rPr>
+          <w:rPr>
+            <w:color w:val="0000EE"/>
+            <w:u w:val="single"/>
+          </w:rPr>
+          <w:t>但2:31–45</w:t>
+        </w:r>
+      </w:hyperlink>
+      <w:r>
+        <w:rPr>
+          <w:lang w:val="zh_TW" w:bidi="zh_TW"/>
+        </w:rPr>
+        <w:t>，</w:t>
+      </w:r>
+      <w:hyperlink r:id="rId40">
+        <w:r>
+          <w:rPr>
+            <w:lang w:val="zh_TW" w:bidi="zh_TW"/>
+          </w:rPr>
+          <w:rPr>
+            <w:color w:val="0000EE"/>
+            <w:u w:val="single"/>
+          </w:rPr>
+          <w:t>7:1–28</w:t>
         </w:r>
       </w:hyperlink>
       <w:r>
@@ -575,100 +1183,250 @@
         </w:rPr>
         <w:t>；</w:t>
       </w:r>
-      <w:hyperlink r:id="rId17">
-        <w:r>
-          <w:rPr>
-            <w:lang w:val="zh_TW" w:bidi="zh_TW"/>
-          </w:rPr>
-          <w:rPr>
-            <w:color w:val="0000EE"/>
-            <w:u w:val="single"/>
-          </w:rPr>
-          <w:t>箴1:7，</w:t>
-        </w:r>
-      </w:hyperlink>
-      <w:hyperlink r:id="rId18">
-        <w:r>
-          <w:rPr>
-            <w:lang w:val="zh_TW" w:bidi="zh_TW"/>
-          </w:rPr>
-          <w:rPr>
-            <w:color w:val="0000EE"/>
-            <w:u w:val="single"/>
-          </w:rPr>
-          <w:t>3:7，</w:t>
-        </w:r>
-      </w:hyperlink>
-      <w:hyperlink r:id="rId27">
-        <w:r>
-          <w:rPr>
-            <w:lang w:val="zh_TW" w:bidi="zh_TW"/>
-          </w:rPr>
-          <w:rPr>
-            <w:color w:val="0000EE"/>
-            <w:u w:val="single"/>
-          </w:rPr>
-          <w:t>8:13，</w:t>
-        </w:r>
-      </w:hyperlink>
-      <w:hyperlink r:id="rId28">
-        <w:r>
-          <w:rPr>
-            <w:lang w:val="zh_TW" w:bidi="zh_TW"/>
-          </w:rPr>
-          <w:rPr>
-            <w:color w:val="0000EE"/>
-            <w:u w:val="single"/>
-          </w:rPr>
-          <w:t>9:10，</w:t>
-        </w:r>
-      </w:hyperlink>
-      <w:hyperlink r:id="rId29">
-        <w:r>
-          <w:rPr>
-            <w:lang w:val="zh_TW" w:bidi="zh_TW"/>
-          </w:rPr>
-          <w:rPr>
-            <w:color w:val="0000EE"/>
-            <w:u w:val="single"/>
-          </w:rPr>
-          <w:t>10:27，</w:t>
-        </w:r>
-      </w:hyperlink>
-      <w:hyperlink r:id="rId22">
-        <w:r>
-          <w:rPr>
-            <w:lang w:val="zh_TW" w:bidi="zh_TW"/>
-          </w:rPr>
-          <w:rPr>
-            <w:color w:val="0000EE"/>
-            <w:u w:val="single"/>
-          </w:rPr>
-          <w:t>14:2、</w:t>
-        </w:r>
-      </w:hyperlink>
-      <w:hyperlink r:id="rId30">
-        <w:r>
-          <w:rPr>
-            <w:lang w:val="zh_TW" w:bidi="zh_TW"/>
-          </w:rPr>
-          <w:rPr>
-            <w:color w:val="0000EE"/>
-            <w:u w:val="single"/>
-          </w:rPr>
-          <w:t>26–27，</w:t>
-        </w:r>
-      </w:hyperlink>
-      <w:hyperlink r:id="rId31">
-        <w:r>
-          <w:rPr>
-            <w:lang w:val="zh_TW" w:bidi="zh_TW"/>
-          </w:rPr>
-          <w:rPr>
-            <w:color w:val="0000EE"/>
-            <w:u w:val="single"/>
-          </w:rPr>
-          <w:t>15:16</w:t>
+      <w:hyperlink r:id="rId41">
+        <w:r>
+          <w:rPr>
+            <w:lang w:val="zh_TW" w:bidi="zh_TW"/>
+          </w:rPr>
+          <w:rPr>
+            <w:color w:val="0000EE"/>
+            <w:u w:val="single"/>
+          </w:rPr>
+          <w:t>太3:2</w:t>
+        </w:r>
+      </w:hyperlink>
+      <w:r>
+        <w:rPr>
+          <w:lang w:val="zh_TW" w:bidi="zh_TW"/>
+        </w:rPr>
+        <w:t>，</w:t>
+      </w:r>
+      <w:hyperlink r:id="rId42">
+        <w:r>
+          <w:rPr>
+            <w:lang w:val="zh_TW" w:bidi="zh_TW"/>
+          </w:rPr>
+          <w:rPr>
+            <w:color w:val="0000EE"/>
+            <w:u w:val="single"/>
+          </w:rPr>
+          <w:t>6:10</w:t>
+        </w:r>
+      </w:hyperlink>
+      <w:r>
+        <w:rPr>
+          <w:lang w:val="zh_TW" w:bidi="zh_TW"/>
+        </w:rPr>
+        <w:t>，</w:t>
+      </w:r>
+      <w:hyperlink r:id="rId43">
+        <w:r>
+          <w:rPr>
+            <w:lang w:val="zh_TW" w:bidi="zh_TW"/>
+          </w:rPr>
+          <w:rPr>
+            <w:color w:val="0000EE"/>
+            <w:u w:val="single"/>
+          </w:rPr>
+          <w:t>7:13</w:t>
+        </w:r>
+      </w:hyperlink>
+      <w:r>
+        <w:rPr>
+          <w:lang w:val="zh_TW" w:bidi="zh_TW"/>
+        </w:rPr>
+        <w:t>，</w:t>
+      </w:r>
+      <w:hyperlink r:id="rId44">
+        <w:r>
+          <w:rPr>
+            <w:lang w:val="zh_TW" w:bidi="zh_TW"/>
+          </w:rPr>
+          <w:rPr>
+            <w:color w:val="0000EE"/>
+            <w:u w:val="single"/>
+          </w:rPr>
+          <w:t>8:11–12</w:t>
+        </w:r>
+      </w:hyperlink>
+      <w:r>
+        <w:rPr>
+          <w:lang w:val="zh_TW" w:bidi="zh_TW"/>
+        </w:rPr>
+        <w:t>，</w:t>
+      </w:r>
+      <w:hyperlink r:id="rId45">
+        <w:r>
+          <w:rPr>
+            <w:lang w:val="zh_TW" w:bidi="zh_TW"/>
+          </w:rPr>
+          <w:rPr>
+            <w:color w:val="0000EE"/>
+            <w:u w:val="single"/>
+          </w:rPr>
+          <w:t>12:25–28</w:t>
+        </w:r>
+      </w:hyperlink>
+      <w:r>
+        <w:rPr>
+          <w:lang w:val="zh_TW" w:bidi="zh_TW"/>
+        </w:rPr>
+        <w:t>，</w:t>
+      </w:r>
+      <w:hyperlink r:id="rId46">
+        <w:r>
+          <w:rPr>
+            <w:lang w:val="zh_TW" w:bidi="zh_TW"/>
+          </w:rPr>
+          <w:rPr>
+            <w:color w:val="0000EE"/>
+            <w:u w:val="single"/>
+          </w:rPr>
+          <w:t>13:44–52</w:t>
+        </w:r>
+      </w:hyperlink>
+      <w:r>
+        <w:rPr>
+          <w:lang w:val="zh_TW" w:bidi="zh_TW"/>
+        </w:rPr>
+        <w:t>，</w:t>
+      </w:r>
+      <w:hyperlink r:id="rId47">
+        <w:r>
+          <w:rPr>
+            <w:lang w:val="zh_TW" w:bidi="zh_TW"/>
+          </w:rPr>
+          <w:rPr>
+            <w:color w:val="0000EE"/>
+            <w:u w:val="single"/>
+          </w:rPr>
+          <w:t>20:25–28</w:t>
+        </w:r>
+      </w:hyperlink>
+      <w:r>
+        <w:rPr>
+          <w:lang w:val="zh_TW" w:bidi="zh_TW"/>
+        </w:rPr>
+        <w:t>；</w:t>
+      </w:r>
+      <w:hyperlink r:id="rId48">
+        <w:r>
+          <w:rPr>
+            <w:lang w:val="zh_TW" w:bidi="zh_TW"/>
+          </w:rPr>
+          <w:rPr>
+            <w:color w:val="0000EE"/>
+            <w:u w:val="single"/>
+          </w:rPr>
+          <w:t>約18:36</w:t>
+        </w:r>
+      </w:hyperlink>
+      <w:r>
+        <w:rPr>
+          <w:lang w:val="zh_TW" w:bidi="zh_TW"/>
+        </w:rPr>
+        <w:t>；</w:t>
+      </w:r>
+      <w:hyperlink r:id="rId49">
+        <w:r>
+          <w:rPr>
+            <w:lang w:val="zh_TW" w:bidi="zh_TW"/>
+          </w:rPr>
+          <w:rPr>
+            <w:color w:val="0000EE"/>
+            <w:u w:val="single"/>
+          </w:rPr>
+          <w:t>羅5:12–8:39</w:t>
+        </w:r>
+      </w:hyperlink>
+      <w:r>
+        <w:rPr>
+          <w:lang w:val="zh_TW" w:bidi="zh_TW"/>
+        </w:rPr>
+        <w:t>，</w:t>
+      </w:r>
+      <w:hyperlink r:id="rId50">
+        <w:r>
+          <w:rPr>
+            <w:lang w:val="zh_TW" w:bidi="zh_TW"/>
+          </w:rPr>
+          <w:rPr>
+            <w:color w:val="0000EE"/>
+            <w:u w:val="single"/>
+          </w:rPr>
+          <w:t>14:17</w:t>
+        </w:r>
+      </w:hyperlink>
+      <w:r>
+        <w:rPr>
+          <w:lang w:val="zh_TW" w:bidi="zh_TW"/>
+        </w:rPr>
+        <w:t>；</w:t>
+      </w:r>
+      <w:hyperlink r:id="rId51">
+        <w:r>
+          <w:rPr>
+            <w:lang w:val="zh_TW" w:bidi="zh_TW"/>
+          </w:rPr>
+          <w:rPr>
+            <w:color w:val="0000EE"/>
+            <w:u w:val="single"/>
+          </w:rPr>
+          <w:t>林前6:9–11</w:t>
+        </w:r>
+      </w:hyperlink>
+      <w:r>
+        <w:rPr>
+          <w:lang w:val="zh_TW" w:bidi="zh_TW"/>
+        </w:rPr>
+        <w:t>，</w:t>
+      </w:r>
+      <w:hyperlink r:id="rId52">
+        <w:r>
+          <w:rPr>
+            <w:lang w:val="zh_TW" w:bidi="zh_TW"/>
+          </w:rPr>
+          <w:rPr>
+            <w:color w:val="0000EE"/>
+            <w:u w:val="single"/>
+          </w:rPr>
+          <w:t>15:20–28</w:t>
+        </w:r>
+      </w:hyperlink>
+      <w:r>
+        <w:rPr>
+          <w:lang w:val="zh_TW" w:bidi="zh_TW"/>
+        </w:rPr>
+        <w:t>；</w:t>
+      </w:r>
+      <w:hyperlink r:id="rId53">
+        <w:r>
+          <w:rPr>
+            <w:lang w:val="zh_TW" w:bidi="zh_TW"/>
+          </w:rPr>
+          <w:rPr>
+            <w:color w:val="0000EE"/>
+            <w:u w:val="single"/>
+          </w:rPr>
+          <w:t>加5:16–26</w:t>
+        </w:r>
+      </w:hyperlink>
+      <w:r>
+        <w:rPr>
+          <w:lang w:val="zh_TW" w:bidi="zh_TW"/>
+        </w:rPr>
+        <w:t>；</w:t>
+      </w:r>
+      <w:hyperlink r:id="rId54">
+        <w:r>
+          <w:rPr>
+            <w:lang w:val="zh_TW" w:bidi="zh_TW"/>
+          </w:rPr>
+          <w:rPr>
+            <w:color w:val="0000EE"/>
+            <w:u w:val="single"/>
+          </w:rPr>
+          <w:t>弗1:3</w:t>
         </w:r>
       </w:hyperlink>
       <w:r>
@@ -677,40 +1435,52 @@
         </w:rPr>
         <w:t>、</w:t>
       </w:r>
-      <w:hyperlink r:id="rId19">
-        <w:r>
-          <w:rPr>
-            <w:lang w:val="zh_TW" w:bidi="zh_TW"/>
-          </w:rPr>
-          <w:rPr>
-            <w:color w:val="0000EE"/>
-            <w:u w:val="single"/>
-          </w:rPr>
-          <w:t>33，</w:t>
-        </w:r>
-      </w:hyperlink>
-      <w:hyperlink r:id="rId32">
-        <w:r>
-          <w:rPr>
-            <w:lang w:val="zh_TW" w:bidi="zh_TW"/>
-          </w:rPr>
-          <w:rPr>
-            <w:color w:val="0000EE"/>
-            <w:u w:val="single"/>
-          </w:rPr>
-          <w:t>19:23，</w:t>
-        </w:r>
-      </w:hyperlink>
-      <w:hyperlink r:id="rId33">
-        <w:r>
-          <w:rPr>
-            <w:lang w:val="zh_TW" w:bidi="zh_TW"/>
-          </w:rPr>
-          <w:rPr>
-            <w:color w:val="0000EE"/>
-            <w:u w:val="single"/>
-          </w:rPr>
-          <w:t>22:4</w:t>
+      <w:hyperlink r:id="rId55">
+        <w:r>
+          <w:rPr>
+            <w:lang w:val="zh_TW" w:bidi="zh_TW"/>
+          </w:rPr>
+          <w:rPr>
+            <w:color w:val="0000EE"/>
+            <w:u w:val="single"/>
+          </w:rPr>
+          <w:t>20</w:t>
+        </w:r>
+      </w:hyperlink>
+      <w:r>
+        <w:rPr>
+          <w:lang w:val="zh_TW" w:bidi="zh_TW"/>
+        </w:rPr>
+        <w:t>，</w:t>
+      </w:r>
+      <w:hyperlink r:id="rId56">
+        <w:r>
+          <w:rPr>
+            <w:lang w:val="zh_TW" w:bidi="zh_TW"/>
+          </w:rPr>
+          <w:rPr>
+            <w:color w:val="0000EE"/>
+            <w:u w:val="single"/>
+          </w:rPr>
+          <w:t>2:6</w:t>
+        </w:r>
+      </w:hyperlink>
+      <w:r>
+        <w:rPr>
+          <w:lang w:val="zh_TW" w:bidi="zh_TW"/>
+        </w:rPr>
+        <w:t>，</w:t>
+      </w:r>
+      <w:hyperlink r:id="rId57">
+        <w:r>
+          <w:rPr>
+            <w:lang w:val="zh_TW" w:bidi="zh_TW"/>
+          </w:rPr>
+          <w:rPr>
+            <w:color w:val="0000EE"/>
+            <w:u w:val="single"/>
+          </w:rPr>
+          <w:t>5:1–20</w:t>
         </w:r>
       </w:hyperlink>
       <w:r>
@@ -719,16 +1489,16 @@
         </w:rPr>
         <w:t>；</w:t>
       </w:r>
-      <w:hyperlink r:id="rId23">
-        <w:r>
-          <w:rPr>
-            <w:lang w:val="zh_TW" w:bidi="zh_TW"/>
-          </w:rPr>
-          <w:rPr>
-            <w:color w:val="0000EE"/>
-            <w:u w:val="single"/>
-          </w:rPr>
-          <w:t>傳12:13</w:t>
+      <w:hyperlink r:id="rId58">
+        <w:r>
+          <w:rPr>
+            <w:lang w:val="zh_TW" w:bidi="zh_TW"/>
+          </w:rPr>
+          <w:rPr>
+            <w:color w:val="0000EE"/>
+            <w:u w:val="single"/>
+          </w:rPr>
+          <w:t>西1:13–14</w:t>
         </w:r>
       </w:hyperlink>
       <w:r>
@@ -737,28 +1507,667 @@
         </w:rPr>
         <w:t>；</w:t>
       </w:r>
-      <w:hyperlink r:id="rId34">
-        <w:r>
-          <w:rPr>
-            <w:lang w:val="zh_TW" w:bidi="zh_TW"/>
-          </w:rPr>
-          <w:rPr>
-            <w:color w:val="0000EE"/>
-            <w:u w:val="single"/>
-          </w:rPr>
-          <w:t>賽11:1–2，</w:t>
-        </w:r>
-      </w:hyperlink>
-      <w:hyperlink r:id="rId35">
-        <w:r>
-          <w:rPr>
-            <w:lang w:val="zh_TW" w:bidi="zh_TW"/>
-          </w:rPr>
-          <w:rPr>
-            <w:color w:val="0000EE"/>
-            <w:u w:val="single"/>
-          </w:rPr>
-          <w:t>33:6</w:t>
+      <w:hyperlink r:id="rId59">
+        <w:r>
+          <w:rPr>
+            <w:lang w:val="zh_TW" w:bidi="zh_TW"/>
+          </w:rPr>
+          <w:rPr>
+            <w:color w:val="0000EE"/>
+            <w:u w:val="single"/>
+          </w:rPr>
+          <w:t>來6:4–5</w:t>
+        </w:r>
+      </w:hyperlink>
+      <w:r>
+        <w:rPr>
+          <w:lang w:val="zh_TW" w:bidi="zh_TW"/>
+        </w:rPr>
+        <w:t>，</w:t>
+      </w:r>
+      <w:hyperlink r:id="rId60">
+        <w:r>
+          <w:rPr>
+            <w:lang w:val="zh_TW" w:bidi="zh_TW"/>
+          </w:rPr>
+          <w:rPr>
+            <w:color w:val="0000EE"/>
+            <w:u w:val="single"/>
+          </w:rPr>
+          <w:t>12:18–29；</w:t>
+        </w:r>
+      </w:hyperlink>
+      <w:hyperlink r:id="rId61">
+        <w:r>
+          <w:rPr>
+            <w:lang w:val="zh_TW" w:bidi="zh_TW"/>
+          </w:rPr>
+          <w:rPr>
+            <w:color w:val="0000EE"/>
+            <w:u w:val="single"/>
+          </w:rPr>
+          <w:t>啟11:15</w:t>
+        </w:r>
+      </w:hyperlink>
+      <w:r>
+        <w:rPr>
+          <w:lang w:val="zh_TW" w:bidi="zh_TW"/>
+        </w:rPr>
+        <w:t>，</w:t>
+      </w:r>
+      <w:hyperlink r:id="rId62">
+        <w:r>
+          <w:rPr>
+            <w:lang w:val="zh_TW" w:bidi="zh_TW"/>
+          </w:rPr>
+          <w:rPr>
+            <w:color w:val="0000EE"/>
+            <w:u w:val="single"/>
+          </w:rPr>
+          <w:t>12:10</w:t>
+        </w:r>
+      </w:hyperlink>
+      <w:r>
+        <w:rPr>
+          <w:lang w:val="zh_TW" w:bidi="zh_TW"/>
+        </w:rPr>
+      </w:r>
+      <w:r>
+        <w:rPr>
+          <w:lang w:val="zh_TW" w:bidi="zh_TW"/>
+        </w:rPr>
+      </w:r>
+    </w:p>
+    <w:p>
+      <w:pPr/>
+      <w:r>
+        <w:rPr>
+          <w:lang w:val="zh_TW" w:bidi="zh_TW"/>
+        </w:rPr>
+      </w:r>
+    </w:p>
+    <w:p>
+      <w:pPr>
+        <w:pStyle w:val="Heading2"/>
+      </w:pPr>
+      <w:r>
+        <w:rPr>
+          <w:lang w:val="zh_TW" w:bidi="zh_TW"/>
+        </w:rPr>
+        <w:t>舊約中的復活</w:t>
+      </w:r>
+      <w:r>
+        <w:rPr>
+          <w:lang w:val="zh_TW" w:bidi="zh_TW"/>
+        </w:rPr>
+      </w:r>
+    </w:p>
+    <w:p>
+      <w:pPr/>
+      <w:r>
+        <w:rPr>
+          <w:lang w:val="zh_TW" w:bidi="zh_TW"/>
+        </w:rPr>
+      </w:r>
+      <w:r>
+        <w:rPr>
+          <w:lang w:val="zh_TW" w:bidi="zh_TW"/>
+        </w:rPr>
+        <w:t>舊約許多經文提到，死人所去之地是無法再回來的地方（例如，</w:t>
+      </w:r>
+      <w:hyperlink r:id="rId63">
+        <w:r>
+          <w:rPr>
+            <w:lang w:val="zh_TW" w:bidi="zh_TW"/>
+          </w:rPr>
+          <w:rPr>
+            <w:color w:val="0000EE"/>
+            <w:u w:val="single"/>
+          </w:rPr>
+          <w:t>伯7:6–21</w:t>
+        </w:r>
+      </w:hyperlink>
+      <w:r>
+        <w:rPr>
+          <w:lang w:val="zh_TW" w:bidi="zh_TW"/>
+        </w:rPr>
+        <w:t>；</w:t>
+      </w:r>
+      <w:hyperlink r:id="rId64">
+        <w:r>
+          <w:rPr>
+            <w:lang w:val="zh_TW" w:bidi="zh_TW"/>
+          </w:rPr>
+          <w:rPr>
+            <w:color w:val="0000EE"/>
+            <w:u w:val="single"/>
+          </w:rPr>
+          <w:t>詩6:5</w:t>
+        </w:r>
+      </w:hyperlink>
+      <w:r>
+        <w:rPr>
+          <w:lang w:val="zh_TW" w:bidi="zh_TW"/>
+        </w:rPr>
+        <w:t>；</w:t>
+      </w:r>
+      <w:hyperlink r:id="rId65">
+        <w:r>
+          <w:rPr>
+            <w:lang w:val="zh_TW" w:bidi="zh_TW"/>
+          </w:rPr>
+          <w:rPr>
+            <w:color w:val="0000EE"/>
+            <w:u w:val="single"/>
+          </w:rPr>
+          <w:t>賽38:18–19</w:t>
+        </w:r>
+      </w:hyperlink>
+      <w:r>
+        <w:rPr>
+          <w:lang w:val="zh_TW" w:bidi="zh_TW"/>
+        </w:rPr>
+        <w:t>）。然而，也有一些經文暗示，人死後仍有復活的可能（例如，</w:t>
+      </w:r>
+      <w:hyperlink r:id="rId66">
+        <w:r>
+          <w:rPr>
+            <w:lang w:val="zh_TW" w:bidi="zh_TW"/>
+          </w:rPr>
+          <w:rPr>
+            <w:color w:val="0000EE"/>
+            <w:u w:val="single"/>
+          </w:rPr>
+          <w:t>伯19:25–27</w:t>
+        </w:r>
+      </w:hyperlink>
+      <w:r>
+        <w:rPr>
+          <w:lang w:val="zh_TW" w:bidi="zh_TW"/>
+        </w:rPr>
+        <w:t>；</w:t>
+      </w:r>
+      <w:hyperlink r:id="rId67">
+        <w:r>
+          <w:rPr>
+            <w:lang w:val="zh_TW" w:bidi="zh_TW"/>
+          </w:rPr>
+          <w:rPr>
+            <w:color w:val="0000EE"/>
+            <w:u w:val="single"/>
+          </w:rPr>
+          <w:t>詩16:10–11</w:t>
+        </w:r>
+      </w:hyperlink>
+      <w:r>
+        <w:rPr>
+          <w:lang w:val="zh_TW" w:bidi="zh_TW"/>
+        </w:rPr>
+        <w:t>；</w:t>
+      </w:r>
+      <w:hyperlink r:id="rId68">
+        <w:r>
+          <w:rPr>
+            <w:lang w:val="zh_TW" w:bidi="zh_TW"/>
+          </w:rPr>
+          <w:rPr>
+            <w:color w:val="0000EE"/>
+            <w:u w:val="single"/>
+          </w:rPr>
+          <w:t>賽26:19</w:t>
+        </w:r>
+      </w:hyperlink>
+      <w:r>
+        <w:rPr>
+          <w:lang w:val="zh_TW" w:bidi="zh_TW"/>
+        </w:rPr>
+        <w:t>）。</w:t>
+      </w:r>
+      <w:hyperlink r:id="rId69">
+        <w:r>
+          <w:rPr>
+            <w:lang w:val="zh_TW" w:bidi="zh_TW"/>
+          </w:rPr>
+          <w:rPr>
+            <w:color w:val="0000EE"/>
+            <w:u w:val="single"/>
+          </w:rPr>
+          <w:t>但以理書十二章1至3節</w:t>
+        </w:r>
+      </w:hyperlink>
+      <w:r>
+        <w:rPr>
+          <w:lang w:val="zh_TW" w:bidi="zh_TW"/>
+        </w:rPr>
+        <w:t>清楚教導：神將使死人復活；神親自告訴但以理，他會一同復活（</w:t>
+      </w:r>
+      <w:hyperlink r:id="rId70">
+        <w:r>
+          <w:rPr>
+            <w:lang w:val="zh_TW" w:bidi="zh_TW"/>
+          </w:rPr>
+          <w:rPr>
+            <w:color w:val="0000EE"/>
+            <w:u w:val="single"/>
+          </w:rPr>
+          <w:t>12:13</w:t>
+        </w:r>
+      </w:hyperlink>
+      <w:r>
+        <w:rPr>
+          <w:lang w:val="zh_TW" w:bidi="zh_TW"/>
+        </w:rPr>
+        <w:t>）。在舊約與新約之間的時期，死人復活的概念變得更普遍。到了耶穌時代，這一觀念已廣為人知。</w:t>
+      </w:r>
+    </w:p>
+    <w:p>
+      <w:pPr/>
+      <w:r>
+        <w:rPr>
+          <w:lang w:val="zh_TW" w:bidi="zh_TW"/>
+        </w:rPr>
+      </w:r>
+      <w:r>
+        <w:rPr>
+          <w:lang w:val="zh_TW" w:bidi="zh_TW"/>
+        </w:rPr>
+        <w:t>根據但以理書的記載，復活將帶來不同的結局。</w:t>
+      </w:r>
+    </w:p>
+    <w:p>
+      <w:pPr/>
+      <w:r>
+        <w:rPr>
+          <w:lang w:val="zh_TW" w:bidi="zh_TW"/>
+        </w:rPr>
+      </w:r>
+      <w:r>
+        <w:rPr>
+          <w:lang w:val="zh_TW" w:bidi="zh_TW"/>
+        </w:rPr>
+        <w:t>將有兩類人從死裡復活：</w:t>
+      </w:r>
+    </w:p>
+    <w:p>
+      <w:pPr>
+        <w:pStyle w:val="ListNumber"/>
+        <w:numPr>
+          <w:ilvl w:val="0"/>
+          <w:numId w:val="14"/>
+        </w:numPr>
+        <w:spacing w:line="240" w:lineRule="auto"/>
+        <w:ind w:left="720"/>
+      </w:pPr>
+      <w:r>
+        <w:rPr>
+          <w:lang w:val="zh_TW" w:bidi="zh_TW"/>
+        </w:rPr>
+      </w:r>
+      <w:r>
+        <w:rPr>
+          <w:lang w:val="zh_TW" w:bidi="zh_TW"/>
+        </w:rPr>
+        <w:t>一類將得著新生。</w:t>
+      </w:r>
+    </w:p>
+    <w:p>
+      <w:pPr>
+        <w:pStyle w:val="ListNumber"/>
+        <w:spacing w:line="240" w:lineRule="auto"/>
+        <w:ind w:left="720"/>
+      </w:pPr>
+      <w:r>
+        <w:rPr>
+          <w:lang w:val="zh_TW" w:bidi="zh_TW"/>
+        </w:rPr>
+      </w:r>
+      <w:r>
+        <w:rPr>
+          <w:lang w:val="zh_TW" w:bidi="zh_TW"/>
+        </w:rPr>
+        <w:t>一類將遭受羞辱。</w:t>
+      </w:r>
+    </w:p>
+    <w:p>
+      <w:pPr/>
+      <w:r>
+        <w:rPr>
+          <w:lang w:val="zh_TW" w:bidi="zh_TW"/>
+        </w:rPr>
+      </w:r>
+      <w:r>
+        <w:rPr>
+          <w:lang w:val="zh_TW" w:bidi="zh_TW"/>
+        </w:rPr>
+        <w:t>這兩類人在道德信念、行為準則，和跟隨神的方式上都有根本上的不同。復活將顯明人內在真實的屬靈本質。所有人都必須在道德與屬靈層面上，向至高的神交帳。</w:t>
+      </w:r>
+    </w:p>
+    <w:p>
+      <w:pPr/>
+      <w:r>
+        <w:rPr>
+          <w:lang w:val="zh_TW" w:bidi="zh_TW"/>
+        </w:rPr>
+      </w:r>
+      <w:r>
+        <w:rPr>
+          <w:lang w:val="zh_TW" w:bidi="zh_TW"/>
+        </w:rPr>
+        <w:t>第一類人會有一個新生命，稱為「</w:t>
+      </w:r>
+      <w:r>
+        <w:rPr>
+          <w:lang w:val="zh_TW" w:bidi="zh_TW"/>
+        </w:rPr>
+        <w:t>永生</w:t>
+      </w:r>
+      <w:r>
+        <w:rPr>
+          <w:lang w:val="zh_TW" w:bidi="zh_TW"/>
+        </w:rPr>
+        <w:t>」。這個詞在舊約中，只見於</w:t>
+      </w:r>
+      <w:hyperlink r:id="rId71">
+        <w:r>
+          <w:rPr>
+            <w:lang w:val="zh_TW" w:bidi="zh_TW"/>
+          </w:rPr>
+          <w:rPr>
+            <w:color w:val="0000EE"/>
+            <w:u w:val="single"/>
+          </w:rPr>
+          <w:t>但以理書十二章2節</w:t>
+        </w:r>
+      </w:hyperlink>
+      <w:r>
+        <w:rPr>
+          <w:lang w:val="zh_TW" w:bidi="zh_TW"/>
+        </w:rPr>
+        <w:t>。它在這裡所指的，是生命的本質，而不止是生命的長度。神將潔淨並煉淨這些人，他們「</w:t>
+      </w:r>
+      <w:r>
+        <w:rPr>
+          <w:lang w:val="zh_TW" w:bidi="zh_TW"/>
+        </w:rPr>
+        <w:t>必發光如同天上的光</w:t>
+      </w:r>
+      <w:r>
+        <w:rPr>
+          <w:lang w:val="zh_TW" w:bidi="zh_TW"/>
+        </w:rPr>
+        <w:t>」、「</w:t>
+      </w:r>
+      <w:r>
+        <w:rPr>
+          <w:lang w:val="zh_TW" w:bidi="zh_TW"/>
+        </w:rPr>
+        <w:t>必發光如星</w:t>
+      </w:r>
+      <w:r>
+        <w:rPr>
+          <w:lang w:val="zh_TW" w:bidi="zh_TW"/>
+        </w:rPr>
+        <w:t>」，描繪出道德上的榮耀。</w:t>
+      </w:r>
+    </w:p>
+    <w:p>
+      <w:pPr/>
+      <w:r>
+        <w:rPr>
+          <w:lang w:val="zh_TW" w:bidi="zh_TW"/>
+        </w:rPr>
+      </w:r>
+      <w:r>
+        <w:rPr>
+          <w:lang w:val="zh_TW" w:bidi="zh_TW"/>
+        </w:rPr>
+        <w:t>第二類人則要承受永遠的羞辱與恥辱，因為他們在道德與屬靈上都未曾被更新。新約的啟示錄進一步揭示但以理的異象中，這兩類人的最終結局（見</w:t>
+      </w:r>
+      <w:hyperlink r:id="rId72">
+        <w:r>
+          <w:rPr>
+            <w:lang w:val="zh_TW" w:bidi="zh_TW"/>
+          </w:rPr>
+          <w:rPr>
+            <w:color w:val="0000EE"/>
+            <w:u w:val="single"/>
+          </w:rPr>
+          <w:t>啟20:4–6</w:t>
+        </w:r>
+      </w:hyperlink>
+      <w:r>
+        <w:rPr>
+          <w:lang w:val="zh_TW" w:bidi="zh_TW"/>
+        </w:rPr>
+        <w:t>、</w:t>
+      </w:r>
+      <w:hyperlink r:id="rId73">
+        <w:r>
+          <w:rPr>
+            <w:lang w:val="zh_TW" w:bidi="zh_TW"/>
+          </w:rPr>
+          <w:rPr>
+            <w:color w:val="0000EE"/>
+            <w:u w:val="single"/>
+          </w:rPr>
+          <w:t>11–15</w:t>
+        </w:r>
+      </w:hyperlink>
+      <w:r>
+        <w:rPr>
+          <w:lang w:val="zh_TW" w:bidi="zh_TW"/>
+        </w:rPr>
+        <w:t>）。</w:t>
+      </w:r>
+    </w:p>
+    <w:p>
+      <w:pPr/>
+      <w:r>
+        <w:rPr>
+          <w:lang w:val="zh_TW" w:bidi="zh_TW"/>
+        </w:rPr>
+      </w:r>
+      <w:r>
+        <w:rPr>
+          <w:lang w:val="zh_TW" w:bidi="zh_TW"/>
+        </w:rPr>
+        <w:t>神的子民最終將逃離死亡。那些復活得著生命的人，他們的名字記錄在生命冊上（見</w:t>
+      </w:r>
+      <w:hyperlink r:id="rId74">
+        <w:r>
+          <w:rPr>
+            <w:lang w:val="zh_TW" w:bidi="zh_TW"/>
+          </w:rPr>
+          <w:rPr>
+            <w:color w:val="0000EE"/>
+            <w:u w:val="single"/>
+          </w:rPr>
+          <w:t>但7:9–10</w:t>
+        </w:r>
+      </w:hyperlink>
+      <w:r>
+        <w:rPr>
+          <w:lang w:val="zh_TW" w:bidi="zh_TW"/>
+        </w:rPr>
+        <w:t>，</w:t>
+      </w:r>
+      <w:hyperlink r:id="rId75">
+        <w:r>
+          <w:rPr>
+            <w:lang w:val="zh_TW" w:bidi="zh_TW"/>
+          </w:rPr>
+          <w:rPr>
+            <w:color w:val="0000EE"/>
+            <w:u w:val="single"/>
+          </w:rPr>
+          <w:t>10:21</w:t>
+        </w:r>
+      </w:hyperlink>
+      <w:r>
+        <w:rPr>
+          <w:lang w:val="zh_TW" w:bidi="zh_TW"/>
+        </w:rPr>
+        <w:t>；</w:t>
+      </w:r>
+      <w:hyperlink r:id="rId76">
+        <w:r>
+          <w:rPr>
+            <w:lang w:val="zh_TW" w:bidi="zh_TW"/>
+          </w:rPr>
+          <w:rPr>
+            <w:color w:val="0000EE"/>
+            <w:u w:val="single"/>
+          </w:rPr>
+          <w:t>啟20:12</w:t>
+        </w:r>
+      </w:hyperlink>
+      <w:r>
+        <w:rPr>
+          <w:lang w:val="zh_TW" w:bidi="zh_TW"/>
+        </w:rPr>
+        <w:t>）。那位「亙古常在者」將審判他們，並宣告他們為義人。</w:t>
+      </w:r>
+    </w:p>
+    <w:p>
+      <w:pPr/>
+      <w:r>
+        <w:rPr>
+          <w:lang w:val="zh_TW" w:bidi="zh_TW"/>
+        </w:rPr>
+      </w:r>
+      <w:r>
+        <w:rPr>
+          <w:u w:val="single"/>
+          <w:lang w:val="zh_TW" w:bidi="zh_TW"/>
+        </w:rPr>
+        <w:t>進深研究的經文段落</w:t>
+      </w:r>
+    </w:p>
+    <w:p>
+      <w:pPr/>
+      <w:r>
+        <w:rPr>
+          <w:lang w:val="zh_TW" w:bidi="zh_TW"/>
+        </w:rPr>
+      </w:r>
+      <w:hyperlink r:id="rId66">
+        <w:r>
+          <w:rPr>
+            <w:lang w:val="zh_TW" w:bidi="zh_TW"/>
+          </w:rPr>
+          <w:rPr>
+            <w:color w:val="0000EE"/>
+            <w:u w:val="single"/>
+          </w:rPr>
+          <w:t>伯19:25–27</w:t>
+        </w:r>
+      </w:hyperlink>
+      <w:r>
+        <w:rPr>
+          <w:lang w:val="zh_TW" w:bidi="zh_TW"/>
+        </w:rPr>
+        <w:t>；</w:t>
+      </w:r>
+      <w:hyperlink r:id="rId69">
+        <w:r>
+          <w:rPr>
+            <w:lang w:val="zh_TW" w:bidi="zh_TW"/>
+          </w:rPr>
+          <w:rPr>
+            <w:color w:val="0000EE"/>
+            <w:u w:val="single"/>
+          </w:rPr>
+          <w:t>但12:1–3</w:t>
+        </w:r>
+      </w:hyperlink>
+      <w:r>
+        <w:rPr>
+          <w:lang w:val="zh_TW" w:bidi="zh_TW"/>
+        </w:rPr>
+        <w:t>、</w:t>
+      </w:r>
+      <w:hyperlink r:id="rId70">
+        <w:r>
+          <w:rPr>
+            <w:lang w:val="zh_TW" w:bidi="zh_TW"/>
+          </w:rPr>
+          <w:rPr>
+            <w:color w:val="0000EE"/>
+            <w:u w:val="single"/>
+          </w:rPr>
+          <w:t>13</w:t>
+        </w:r>
+      </w:hyperlink>
+      <w:r>
+        <w:rPr>
+          <w:lang w:val="zh_TW" w:bidi="zh_TW"/>
+        </w:rPr>
+        <w:t>；</w:t>
+      </w:r>
+      <w:hyperlink r:id="rId77">
+        <w:r>
+          <w:rPr>
+            <w:lang w:val="zh_TW" w:bidi="zh_TW"/>
+          </w:rPr>
+          <w:rPr>
+            <w:color w:val="0000EE"/>
+            <w:u w:val="single"/>
+          </w:rPr>
+          <w:t>太27:50–53</w:t>
+        </w:r>
+      </w:hyperlink>
+      <w:r>
+        <w:rPr>
+          <w:lang w:val="zh_TW" w:bidi="zh_TW"/>
+        </w:rPr>
+        <w:t>，</w:t>
+      </w:r>
+      <w:hyperlink r:id="rId78">
+        <w:r>
+          <w:rPr>
+            <w:lang w:val="zh_TW" w:bidi="zh_TW"/>
+          </w:rPr>
+          <w:rPr>
+            <w:color w:val="0000EE"/>
+            <w:u w:val="single"/>
+          </w:rPr>
+          <w:t>28:1–20</w:t>
+        </w:r>
+      </w:hyperlink>
+      <w:r>
+        <w:rPr>
+          <w:lang w:val="zh_TW" w:bidi="zh_TW"/>
+        </w:rPr>
+        <w:t>；</w:t>
+      </w:r>
+      <w:hyperlink r:id="rId79">
+        <w:r>
+          <w:rPr>
+            <w:lang w:val="zh_TW" w:bidi="zh_TW"/>
+          </w:rPr>
+          <w:rPr>
+            <w:color w:val="0000EE"/>
+            <w:u w:val="single"/>
+          </w:rPr>
+          <w:t>林前15:1–58</w:t>
+        </w:r>
+      </w:hyperlink>
+      <w:r>
+        <w:rPr>
+          <w:lang w:val="zh_TW" w:bidi="zh_TW"/>
+        </w:rPr>
+        <w:t>；</w:t>
+      </w:r>
+      <w:hyperlink r:id="rId80">
+        <w:r>
+          <w:rPr>
+            <w:lang w:val="zh_TW" w:bidi="zh_TW"/>
+          </w:rPr>
+          <w:rPr>
+            <w:color w:val="0000EE"/>
+            <w:u w:val="single"/>
+          </w:rPr>
+          <w:t>啟20:1–15</w:t>
         </w:r>
       </w:hyperlink>
       <w:r>
@@ -2661,6 +4070,12 @@
   </w:num>
   <w:num w:numId="13" w16cid:durableId="592781308">
     <w:abstractNumId w:val="11"/>
+  </w:num>
+  <w:num w:numId="14">
+    <w:abstractNumId w:val="3"/>
+    <w:lvlOverride w:ilvl="0">
+      <w:startOverride w:val="1"/>
+    </w:lvlOverride>
   </w:num>
   <w:numIdMacAtCleanup w:val="10"/>
 </w:numbering>

--- a/zht/docx/041.content.docx
+++ b/zht/docx/041.content.docx
@@ -19,7 +19,7 @@
         <w:rPr>
           <w:lang w:val="zh_TW" w:bidi="zh_TW"/>
         </w:rPr>
-        <w:t>Resource: Tyndale Open Study Notes</w:t>
+        <w:t>Resource: Aquifer Open Study Notes (Themes)</w:t>
       </w:r>
       <w:r>
         <w:rPr>
@@ -112,7 +112,7 @@
         <w:rPr>
           <w:lang w:val="zh_TW" w:bidi="zh_TW"/>
         </w:rPr>
-        <w:t>Tyndale Open Study Notes</w:t>
+        <w:t>Aquifer Open Study Notes (Themes)</w:t>
       </w:r>
     </w:p>
     <w:p>

--- a/zht/docx/041.content.docx
+++ b/zht/docx/041.content.docx
@@ -233,18 +233,12 @@
         </w:rPr>
         <w:t>人們成為基督徒，與耶穌聯合，與祂同死和同復活。他們舊生命帶著罪的標誌，因著耶穌而結束了。他們通過耶穌在賜予內心的力量，開始新的生命（見</w:t>
       </w:r>
-      <w:hyperlink r:id="rId13">
-        <w:r>
-          <w:rPr>
-            <w:lang w:val="zh_TW" w:bidi="zh_TW"/>
-          </w:rPr>
-          <w:rPr>
-            <w:color w:val="0000EE"/>
-            <w:u w:val="single"/>
-          </w:rPr>
-          <w:t>羅6:3–14</w:t>
-        </w:r>
-      </w:hyperlink>
+      <w:r>
+        <w:rPr>
+          <w:lang w:val="zh_TW" w:bidi="zh_TW"/>
+        </w:rPr>
+        <w:t>羅6:3–14</w:t>
+      </w:r>
       <w:r>
         <w:rPr>
           <w:lang w:val="zh_TW" w:bidi="zh_TW"/>
@@ -265,36 +259,24 @@
         </w:rPr>
         <w:t>神藉著祂的靈改變他們，他們的心思意念得到更新（見</w:t>
       </w:r>
-      <w:hyperlink r:id="rId14">
-        <w:r>
-          <w:rPr>
-            <w:lang w:val="zh_TW" w:bidi="zh_TW"/>
-          </w:rPr>
-          <w:rPr>
-            <w:color w:val="0000EE"/>
-            <w:u w:val="single"/>
-          </w:rPr>
-          <w:t>羅12:2</w:t>
-        </w:r>
-      </w:hyperlink>
+      <w:r>
+        <w:rPr>
+          <w:lang w:val="zh_TW" w:bidi="zh_TW"/>
+        </w:rPr>
+        <w:t>羅12:2</w:t>
+      </w:r>
       <w:r>
         <w:rPr>
           <w:lang w:val="zh_TW" w:bidi="zh_TW"/>
         </w:rPr>
         <w:t>）。他們的渴望和行為改變，生命開始彰顯祂的靈（</w:t>
       </w:r>
-      <w:hyperlink r:id="rId15">
-        <w:r>
-          <w:rPr>
-            <w:lang w:val="zh_TW" w:bidi="zh_TW"/>
-          </w:rPr>
-          <w:rPr>
-            <w:color w:val="0000EE"/>
-            <w:u w:val="single"/>
-          </w:rPr>
-          <w:t>加5:22–23</w:t>
-        </w:r>
-      </w:hyperlink>
+      <w:r>
+        <w:rPr>
+          <w:lang w:val="zh_TW" w:bidi="zh_TW"/>
+        </w:rPr>
+        <w:t>加5:22–23</w:t>
+      </w:r>
       <w:r>
         <w:rPr>
           <w:lang w:val="zh_TW" w:bidi="zh_TW"/>
@@ -315,90 +297,60 @@
         </w:rPr>
         <w:t>基督徒有責任「效法」耶穌的死和復活（見</w:t>
       </w:r>
-      <w:hyperlink r:id="rId16">
-        <w:r>
-          <w:rPr>
-            <w:lang w:val="zh_TW" w:bidi="zh_TW"/>
-          </w:rPr>
-          <w:rPr>
-            <w:color w:val="0000EE"/>
-            <w:u w:val="single"/>
-          </w:rPr>
-          <w:t>腓3:10–14</w:t>
-        </w:r>
-      </w:hyperlink>
+      <w:r>
+        <w:rPr>
+          <w:lang w:val="zh_TW" w:bidi="zh_TW"/>
+        </w:rPr>
+        <w:t>腓3:10–14</w:t>
+      </w:r>
       <w:r>
         <w:rPr>
           <w:lang w:val="zh_TW" w:bidi="zh_TW"/>
         </w:rPr>
         <w:t>）。他們必須遠離黑暗，並委身於充滿光明的生活（</w:t>
       </w:r>
-      <w:hyperlink r:id="rId17">
-        <w:r>
-          <w:rPr>
-            <w:lang w:val="zh_TW" w:bidi="zh_TW"/>
-          </w:rPr>
-          <w:rPr>
-            <w:color w:val="0000EE"/>
-            <w:u w:val="single"/>
-          </w:rPr>
-          <w:t>弗4:17–5:20</w:t>
-        </w:r>
-      </w:hyperlink>
+      <w:r>
+        <w:rPr>
+          <w:lang w:val="zh_TW" w:bidi="zh_TW"/>
+        </w:rPr>
+        <w:t>弗4:17–5:20</w:t>
+      </w:r>
       <w:r>
         <w:rPr>
           <w:lang w:val="zh_TW" w:bidi="zh_TW"/>
         </w:rPr>
         <w:t>）。這意味著他們要停止邪惡的生活方式，開始以神的美好方式生活。使徒保羅用衣服的意象來描述這種改變。神呼召基督徒脫去受魔鬼影響那舊有、罪惡的生命，穿上由聖靈引導全新、純潔的生命（</w:t>
       </w:r>
-      <w:hyperlink r:id="rId18">
-        <w:r>
-          <w:rPr>
-            <w:lang w:val="zh_TW" w:bidi="zh_TW"/>
-          </w:rPr>
-          <w:rPr>
-            <w:color w:val="0000EE"/>
-            <w:u w:val="single"/>
-          </w:rPr>
-          <w:t>弗4:21–24</w:t>
-        </w:r>
-      </w:hyperlink>
+      <w:r>
+        <w:rPr>
+          <w:lang w:val="zh_TW" w:bidi="zh_TW"/>
+        </w:rPr>
+        <w:t>弗4:21–24</w:t>
+      </w:r>
       <w:r>
         <w:rPr>
           <w:lang w:val="zh_TW" w:bidi="zh_TW"/>
         </w:rPr>
         <w:t>；</w:t>
       </w:r>
-      <w:hyperlink r:id="rId19">
-        <w:r>
-          <w:rPr>
-            <w:lang w:val="zh_TW" w:bidi="zh_TW"/>
-          </w:rPr>
-          <w:rPr>
-            <w:color w:val="0000EE"/>
-            <w:u w:val="single"/>
-          </w:rPr>
-          <w:t>西3:1–15</w:t>
-        </w:r>
-      </w:hyperlink>
+      <w:r>
+        <w:rPr>
+          <w:lang w:val="zh_TW" w:bidi="zh_TW"/>
+        </w:rPr>
+        <w:t>西3:1–15</w:t>
+      </w:r>
       <w:r>
         <w:rPr>
           <w:lang w:val="zh_TW" w:bidi="zh_TW"/>
         </w:rPr>
         <w:t>；見</w:t>
       </w:r>
-      <w:hyperlink r:id="rId20">
-        <w:r>
-          <w:rPr>
-            <w:lang w:val="zh_TW" w:bidi="zh_TW"/>
-          </w:rPr>
-          <w:rPr>
-            <w:color w:val="0000EE"/>
-            <w:u w:val="single"/>
-          </w:rPr>
-          <w:t>加3:27</w:t>
-        </w:r>
-      </w:hyperlink>
+      <w:r>
+        <w:rPr>
+          <w:lang w:val="zh_TW" w:bidi="zh_TW"/>
+        </w:rPr>
+        <w:t>加3:27</w:t>
+      </w:r>
       <w:r>
         <w:rPr>
           <w:lang w:val="zh_TW" w:bidi="zh_TW"/>
@@ -428,90 +380,60 @@
           <w:lang w:val="zh_TW" w:bidi="zh_TW"/>
         </w:rPr>
       </w:r>
-      <w:hyperlink r:id="rId13">
-        <w:r>
-          <w:rPr>
-            <w:lang w:val="zh_TW" w:bidi="zh_TW"/>
-          </w:rPr>
-          <w:rPr>
-            <w:color w:val="0000EE"/>
-            <w:u w:val="single"/>
-          </w:rPr>
-          <w:t>羅6:3–14</w:t>
-        </w:r>
-      </w:hyperlink>
+      <w:r>
+        <w:rPr>
+          <w:lang w:val="zh_TW" w:bidi="zh_TW"/>
+        </w:rPr>
+        <w:t>羅6:3–14</w:t>
+      </w:r>
       <w:r>
         <w:rPr>
           <w:lang w:val="zh_TW" w:bidi="zh_TW"/>
         </w:rPr>
         <w:t>，</w:t>
       </w:r>
-      <w:hyperlink r:id="rId21">
-        <w:r>
-          <w:rPr>
-            <w:lang w:val="zh_TW" w:bidi="zh_TW"/>
-          </w:rPr>
-          <w:rPr>
-            <w:color w:val="0000EE"/>
-            <w:u w:val="single"/>
-          </w:rPr>
-          <w:t>12:1–2</w:t>
-        </w:r>
-      </w:hyperlink>
+      <w:r>
+        <w:rPr>
+          <w:lang w:val="zh_TW" w:bidi="zh_TW"/>
+        </w:rPr>
+        <w:t>12:1–2</w:t>
+      </w:r>
       <w:r>
         <w:rPr>
           <w:lang w:val="zh_TW" w:bidi="zh_TW"/>
         </w:rPr>
         <w:t>；</w:t>
       </w:r>
-      <w:hyperlink r:id="rId22">
-        <w:r>
-          <w:rPr>
-            <w:lang w:val="zh_TW" w:bidi="zh_TW"/>
-          </w:rPr>
-          <w:rPr>
-            <w:color w:val="0000EE"/>
-            <w:u w:val="single"/>
-          </w:rPr>
-          <w:t>加5:19–23</w:t>
-        </w:r>
-      </w:hyperlink>
+      <w:r>
+        <w:rPr>
+          <w:lang w:val="zh_TW" w:bidi="zh_TW"/>
+        </w:rPr>
+        <w:t>加5:19–23</w:t>
+      </w:r>
       <w:r>
         <w:rPr>
           <w:lang w:val="zh_TW" w:bidi="zh_TW"/>
         </w:rPr>
         <w:t>；</w:t>
       </w:r>
-      <w:hyperlink r:id="rId17">
-        <w:r>
-          <w:rPr>
-            <w:lang w:val="zh_TW" w:bidi="zh_TW"/>
-          </w:rPr>
-          <w:rPr>
-            <w:color w:val="0000EE"/>
-            <w:u w:val="single"/>
-          </w:rPr>
-          <w:t>弗4:17–5:20</w:t>
-        </w:r>
-      </w:hyperlink>
+      <w:r>
+        <w:rPr>
+          <w:lang w:val="zh_TW" w:bidi="zh_TW"/>
+        </w:rPr>
+        <w:t>弗4:17–5:20</w:t>
+      </w:r>
       <w:r>
         <w:rPr>
           <w:lang w:val="zh_TW" w:bidi="zh_TW"/>
         </w:rPr>
         <w:t>；</w:t>
       </w:r>
-      <w:hyperlink r:id="rId23">
-        <w:r>
-          <w:rPr>
-            <w:lang w:val="zh_TW" w:bidi="zh_TW"/>
-          </w:rPr>
-          <w:rPr>
-            <w:color w:val="0000EE"/>
-            <w:u w:val="single"/>
-          </w:rPr>
-          <w:t>腓3:12–14</w:t>
-        </w:r>
-      </w:hyperlink>
+      <w:r>
+        <w:rPr>
+          <w:lang w:val="zh_TW" w:bidi="zh_TW"/>
+        </w:rPr>
+        <w:t>腓3:12–14</w:t>
+      </w:r>
       <w:r>
         <w:rPr>
           <w:lang w:val="zh_TW" w:bidi="zh_TW"/>
@@ -560,18 +482,12 @@
         </w:rPr>
         <w:t>在保羅時代，猶太人清楚看到「現今邪惡的時代」與「將來的榮耀時代」之間的差異。貫穿</w:t>
       </w:r>
-      <w:hyperlink r:id="rId24">
-        <w:r>
-          <w:rPr>
-            <w:lang w:val="zh_TW" w:bidi="zh_TW"/>
-          </w:rPr>
-          <w:rPr>
-            <w:color w:val="0000EE"/>
-            <w:u w:val="single"/>
-          </w:rPr>
-          <w:t>羅馬書五至八章</w:t>
-        </w:r>
-      </w:hyperlink>
+      <w:r>
+        <w:rPr>
+          <w:lang w:val="zh_TW" w:bidi="zh_TW"/>
+        </w:rPr>
+        <w:t>羅馬書五至八章</w:t>
+      </w:r>
       <w:r>
         <w:rPr>
           <w:lang w:val="zh_TW" w:bidi="zh_TW"/>
@@ -610,18 +526,12 @@
         </w:rPr>
         <w:t>死亡（</w:t>
       </w:r>
-      <w:hyperlink r:id="rId25">
-        <w:r>
-          <w:rPr>
-            <w:lang w:val="zh_TW" w:bidi="zh_TW"/>
-          </w:rPr>
-          <w:rPr>
-            <w:color w:val="0000EE"/>
-            <w:u w:val="single"/>
-          </w:rPr>
-          <w:t>羅5:12–21</w:t>
-        </w:r>
-      </w:hyperlink>
+      <w:r>
+        <w:rPr>
+          <w:lang w:val="zh_TW" w:bidi="zh_TW"/>
+        </w:rPr>
+        <w:t>羅5:12–21</w:t>
+      </w:r>
       <w:r>
         <w:rPr>
           <w:lang w:val="zh_TW" w:bidi="zh_TW"/>
@@ -646,18 +556,12 @@
         </w:rPr>
         <w:t>罪（</w:t>
       </w:r>
-      <w:hyperlink r:id="rId26">
-        <w:r>
-          <w:rPr>
-            <w:lang w:val="zh_TW" w:bidi="zh_TW"/>
-          </w:rPr>
-          <w:rPr>
-            <w:color w:val="0000EE"/>
-            <w:u w:val="single"/>
-          </w:rPr>
-          <w:t>6章</w:t>
-        </w:r>
-      </w:hyperlink>
+      <w:r>
+        <w:rPr>
+          <w:lang w:val="zh_TW" w:bidi="zh_TW"/>
+        </w:rPr>
+        <w:t>6章</w:t>
+      </w:r>
       <w:r>
         <w:rPr>
           <w:lang w:val="zh_TW" w:bidi="zh_TW"/>
@@ -682,18 +586,12 @@
         </w:rPr>
         <w:t>律法（</w:t>
       </w:r>
-      <w:hyperlink r:id="rId27">
-        <w:r>
-          <w:rPr>
-            <w:lang w:val="zh_TW" w:bidi="zh_TW"/>
-          </w:rPr>
-          <w:rPr>
-            <w:color w:val="0000EE"/>
-            <w:u w:val="single"/>
-          </w:rPr>
-          <w:t>7章</w:t>
-        </w:r>
-      </w:hyperlink>
+      <w:r>
+        <w:rPr>
+          <w:lang w:val="zh_TW" w:bidi="zh_TW"/>
+        </w:rPr>
+        <w:t>7章</w:t>
+      </w:r>
       <w:r>
         <w:rPr>
           <w:lang w:val="zh_TW" w:bidi="zh_TW"/>
@@ -718,18 +616,12 @@
         </w:rPr>
         <w:t>罪惡的本性（</w:t>
       </w:r>
-      <w:hyperlink r:id="rId28">
-        <w:r>
-          <w:rPr>
-            <w:lang w:val="zh_TW" w:bidi="zh_TW"/>
-          </w:rPr>
-          <w:rPr>
-            <w:color w:val="0000EE"/>
-            <w:u w:val="single"/>
-          </w:rPr>
-          <w:t>8:1–11</w:t>
-        </w:r>
-      </w:hyperlink>
+      <w:r>
+        <w:rPr>
+          <w:lang w:val="zh_TW" w:bidi="zh_TW"/>
+        </w:rPr>
+        <w:t>8:1–11</w:t>
+      </w:r>
       <w:r>
         <w:rPr>
           <w:lang w:val="zh_TW" w:bidi="zh_TW"/>
@@ -768,18 +660,12 @@
         </w:rPr>
         <w:t>生命（</w:t>
       </w:r>
-      <w:hyperlink r:id="rId29">
-        <w:r>
-          <w:rPr>
-            <w:lang w:val="zh_TW" w:bidi="zh_TW"/>
-          </w:rPr>
-          <w:rPr>
-            <w:color w:val="0000EE"/>
-            <w:u w:val="single"/>
-          </w:rPr>
-          <w:t>羅5章</w:t>
-        </w:r>
-      </w:hyperlink>
+      <w:r>
+        <w:rPr>
+          <w:lang w:val="zh_TW" w:bidi="zh_TW"/>
+        </w:rPr>
+        <w:t>羅5章</w:t>
+      </w:r>
       <w:r>
         <w:rPr>
           <w:lang w:val="zh_TW" w:bidi="zh_TW"/>
@@ -804,18 +690,12 @@
         </w:rPr>
         <w:t>義的生活（</w:t>
       </w:r>
-      <w:hyperlink r:id="rId26">
-        <w:r>
-          <w:rPr>
-            <w:lang w:val="zh_TW" w:bidi="zh_TW"/>
-          </w:rPr>
-          <w:rPr>
-            <w:color w:val="0000EE"/>
-            <w:u w:val="single"/>
-          </w:rPr>
-          <w:t>6章</w:t>
-        </w:r>
-      </w:hyperlink>
+      <w:r>
+        <w:rPr>
+          <w:lang w:val="zh_TW" w:bidi="zh_TW"/>
+        </w:rPr>
+        <w:t>6章</w:t>
+      </w:r>
       <w:r>
         <w:rPr>
           <w:lang w:val="zh_TW" w:bidi="zh_TW"/>
@@ -840,18 +720,12 @@
         </w:rPr>
         <w:t>恩典（</w:t>
       </w:r>
-      <w:hyperlink r:id="rId26">
-        <w:r>
-          <w:rPr>
-            <w:lang w:val="zh_TW" w:bidi="zh_TW"/>
-          </w:rPr>
-          <w:rPr>
-            <w:color w:val="0000EE"/>
-            <w:u w:val="single"/>
-          </w:rPr>
-          <w:t>6章</w:t>
-        </w:r>
-      </w:hyperlink>
+      <w:r>
+        <w:rPr>
+          <w:lang w:val="zh_TW" w:bidi="zh_TW"/>
+        </w:rPr>
+        <w:t>6章</w:t>
+      </w:r>
       <w:r>
         <w:rPr>
           <w:lang w:val="zh_TW" w:bidi="zh_TW"/>
@@ -876,18 +750,12 @@
         </w:rPr>
         <w:t>聖靈（</w:t>
       </w:r>
-      <w:hyperlink r:id="rId30">
-        <w:r>
-          <w:rPr>
-            <w:lang w:val="zh_TW" w:bidi="zh_TW"/>
-          </w:rPr>
-          <w:rPr>
-            <w:color w:val="0000EE"/>
-            <w:u w:val="single"/>
-          </w:rPr>
-          <w:t>8章</w:t>
-        </w:r>
-      </w:hyperlink>
+      <w:r>
+        <w:rPr>
+          <w:lang w:val="zh_TW" w:bidi="zh_TW"/>
+        </w:rPr>
+        <w:t>8章</w:t>
+      </w:r>
       <w:r>
         <w:rPr>
           <w:lang w:val="zh_TW" w:bidi="zh_TW"/>
@@ -922,36 +790,24 @@
         </w:rPr>
         <w:t>每個領域都有代表其人民的領袖。亞當，第一個人，領導罪與死亡的舊領域。基督領導著赦免與生命的新領域。按著本性，所有人類都屬於由亞當代表，那罪與死亡的舊領域。他的罪與死亡，影響所有人的未來（</w:t>
       </w:r>
-      <w:hyperlink r:id="rId31">
-        <w:r>
-          <w:rPr>
-            <w:lang w:val="zh_TW" w:bidi="zh_TW"/>
-          </w:rPr>
-          <w:rPr>
-            <w:color w:val="0000EE"/>
-            <w:u w:val="single"/>
-          </w:rPr>
-          <w:t>羅5:12</w:t>
-        </w:r>
-      </w:hyperlink>
+      <w:r>
+        <w:rPr>
+          <w:lang w:val="zh_TW" w:bidi="zh_TW"/>
+        </w:rPr>
+        <w:t>羅5:12</w:t>
+      </w:r>
       <w:r>
         <w:rPr>
           <w:lang w:val="zh_TW" w:bidi="zh_TW"/>
         </w:rPr>
         <w:t>、</w:t>
       </w:r>
-      <w:hyperlink r:id="rId32">
-        <w:r>
-          <w:rPr>
-            <w:lang w:val="zh_TW" w:bidi="zh_TW"/>
-          </w:rPr>
-          <w:rPr>
-            <w:color w:val="0000EE"/>
-            <w:u w:val="single"/>
-          </w:rPr>
-          <w:t>18–19</w:t>
-        </w:r>
-      </w:hyperlink>
+      <w:r>
+        <w:rPr>
+          <w:lang w:val="zh_TW" w:bidi="zh_TW"/>
+        </w:rPr>
+        <w:t>18–19</w:t>
+      </w:r>
       <w:r>
         <w:rPr>
           <w:lang w:val="zh_TW" w:bidi="zh_TW"/>
@@ -984,54 +840,36 @@
         </w:rPr>
         <w:t>見</w:t>
       </w:r>
-      <w:hyperlink r:id="rId33">
-        <w:r>
-          <w:rPr>
-            <w:lang w:val="zh_TW" w:bidi="zh_TW"/>
-          </w:rPr>
-          <w:rPr>
-            <w:color w:val="0000EE"/>
-            <w:u w:val="single"/>
-          </w:rPr>
-          <w:t>5:14</w:t>
-        </w:r>
-      </w:hyperlink>
+      <w:r>
+        <w:rPr>
+          <w:lang w:val="zh_TW" w:bidi="zh_TW"/>
+        </w:rPr>
+        <w:t>5:14</w:t>
+      </w:r>
       <w:r>
         <w:rPr>
           <w:lang w:val="zh_TW" w:bidi="zh_TW"/>
         </w:rPr>
         <w:t>）。藉著順服神並履行祂的旨意，耶穌在亞當展開罪的領域中取得重大勝利（</w:t>
       </w:r>
-      <w:hyperlink r:id="rId32">
-        <w:r>
-          <w:rPr>
-            <w:lang w:val="zh_TW" w:bidi="zh_TW"/>
-          </w:rPr>
-          <w:rPr>
-            <w:color w:val="0000EE"/>
-            <w:u w:val="single"/>
-          </w:rPr>
-          <w:t>5:18–19</w:t>
-        </w:r>
-      </w:hyperlink>
+      <w:r>
+        <w:rPr>
+          <w:lang w:val="zh_TW" w:bidi="zh_TW"/>
+        </w:rPr>
+        <w:t>5:18–19</w:t>
+      </w:r>
       <w:r>
         <w:rPr>
           <w:lang w:val="zh_TW" w:bidi="zh_TW"/>
         </w:rPr>
         <w:t>）。通過接受神的恩典，人們選擇耶穌作為他們的領袖並盼望永生（</w:t>
       </w:r>
-      <w:hyperlink r:id="rId34">
-        <w:r>
-          <w:rPr>
-            <w:lang w:val="zh_TW" w:bidi="zh_TW"/>
-          </w:rPr>
-          <w:rPr>
-            <w:color w:val="0000EE"/>
-            <w:u w:val="single"/>
-          </w:rPr>
-          <w:t>5:17</w:t>
-        </w:r>
-      </w:hyperlink>
+      <w:r>
+        <w:rPr>
+          <w:lang w:val="zh_TW" w:bidi="zh_TW"/>
+        </w:rPr>
+        <w:t>5:17</w:t>
+      </w:r>
       <w:r>
         <w:rPr>
           <w:lang w:val="zh_TW" w:bidi="zh_TW"/>
@@ -1052,18 +890,12 @@
         </w:rPr>
         <w:t>新領域中的人與基督聯合，並享受這個聯合的好處。他們已經「與基督同死」、「與基督一同埋葬」，他們此時與基督同在的新生命，是將來永遠「與祂同活」的起頭（</w:t>
       </w:r>
-      <w:hyperlink r:id="rId35">
-        <w:r>
-          <w:rPr>
-            <w:lang w:val="zh_TW" w:bidi="zh_TW"/>
-          </w:rPr>
-          <w:rPr>
-            <w:color w:val="0000EE"/>
-            <w:u w:val="single"/>
-          </w:rPr>
-          <w:t>羅6:3–11</w:t>
-        </w:r>
-      </w:hyperlink>
+      <w:r>
+        <w:rPr>
+          <w:lang w:val="zh_TW" w:bidi="zh_TW"/>
+        </w:rPr>
+        <w:t>羅6:3–11</w:t>
+      </w:r>
       <w:r>
         <w:rPr>
           <w:lang w:val="zh_TW" w:bidi="zh_TW"/>
@@ -1093,480 +925,318 @@
           <w:lang w:val="zh_TW" w:bidi="zh_TW"/>
         </w:rPr>
       </w:r>
-      <w:hyperlink r:id="rId36">
-        <w:r>
-          <w:rPr>
-            <w:lang w:val="zh_TW" w:bidi="zh_TW"/>
-          </w:rPr>
-          <w:rPr>
-            <w:color w:val="0000EE"/>
-            <w:u w:val="single"/>
-          </w:rPr>
-          <w:t>詩2:1–10</w:t>
-        </w:r>
-      </w:hyperlink>
+      <w:r>
+        <w:rPr>
+          <w:lang w:val="zh_TW" w:bidi="zh_TW"/>
+        </w:rPr>
+        <w:t>詩2:1–10</w:t>
+      </w:r>
       <w:r>
         <w:rPr>
           <w:lang w:val="zh_TW" w:bidi="zh_TW"/>
         </w:rPr>
         <w:t>，</w:t>
       </w:r>
-      <w:hyperlink r:id="rId37">
-        <w:r>
-          <w:rPr>
-            <w:lang w:val="zh_TW" w:bidi="zh_TW"/>
-          </w:rPr>
-          <w:rPr>
-            <w:color w:val="0000EE"/>
-            <w:u w:val="single"/>
-          </w:rPr>
-          <w:t>110:2</w:t>
-        </w:r>
-      </w:hyperlink>
+      <w:r>
+        <w:rPr>
+          <w:lang w:val="zh_TW" w:bidi="zh_TW"/>
+        </w:rPr>
+        <w:t>110:2</w:t>
+      </w:r>
       <w:r>
         <w:rPr>
           <w:lang w:val="zh_TW" w:bidi="zh_TW"/>
         </w:rPr>
         <w:t>，</w:t>
       </w:r>
-      <w:hyperlink r:id="rId38">
-        <w:r>
-          <w:rPr>
-            <w:lang w:val="zh_TW" w:bidi="zh_TW"/>
-          </w:rPr>
-          <w:rPr>
-            <w:color w:val="0000EE"/>
-            <w:u w:val="single"/>
-          </w:rPr>
-          <w:t>145:13</w:t>
-        </w:r>
-      </w:hyperlink>
+      <w:r>
+        <w:rPr>
+          <w:lang w:val="zh_TW" w:bidi="zh_TW"/>
+        </w:rPr>
+        <w:t>145:13</w:t>
+      </w:r>
       <w:r>
         <w:rPr>
           <w:lang w:val="zh_TW" w:bidi="zh_TW"/>
         </w:rPr>
         <w:t>；</w:t>
       </w:r>
-      <w:hyperlink r:id="rId39">
-        <w:r>
-          <w:rPr>
-            <w:lang w:val="zh_TW" w:bidi="zh_TW"/>
-          </w:rPr>
-          <w:rPr>
-            <w:color w:val="0000EE"/>
-            <w:u w:val="single"/>
-          </w:rPr>
-          <w:t>但2:31–45</w:t>
-        </w:r>
-      </w:hyperlink>
+      <w:r>
+        <w:rPr>
+          <w:lang w:val="zh_TW" w:bidi="zh_TW"/>
+        </w:rPr>
+        <w:t>但2:31–45</w:t>
+      </w:r>
       <w:r>
         <w:rPr>
           <w:lang w:val="zh_TW" w:bidi="zh_TW"/>
         </w:rPr>
         <w:t>，</w:t>
       </w:r>
-      <w:hyperlink r:id="rId40">
-        <w:r>
-          <w:rPr>
-            <w:lang w:val="zh_TW" w:bidi="zh_TW"/>
-          </w:rPr>
-          <w:rPr>
-            <w:color w:val="0000EE"/>
-            <w:u w:val="single"/>
-          </w:rPr>
-          <w:t>7:1–28</w:t>
-        </w:r>
-      </w:hyperlink>
+      <w:r>
+        <w:rPr>
+          <w:lang w:val="zh_TW" w:bidi="zh_TW"/>
+        </w:rPr>
+        <w:t>7:1–28</w:t>
+      </w:r>
       <w:r>
         <w:rPr>
           <w:lang w:val="zh_TW" w:bidi="zh_TW"/>
         </w:rPr>
         <w:t>；</w:t>
       </w:r>
-      <w:hyperlink r:id="rId41">
-        <w:r>
-          <w:rPr>
-            <w:lang w:val="zh_TW" w:bidi="zh_TW"/>
-          </w:rPr>
-          <w:rPr>
-            <w:color w:val="0000EE"/>
-            <w:u w:val="single"/>
-          </w:rPr>
-          <w:t>太3:2</w:t>
-        </w:r>
-      </w:hyperlink>
+      <w:r>
+        <w:rPr>
+          <w:lang w:val="zh_TW" w:bidi="zh_TW"/>
+        </w:rPr>
+        <w:t>太3:2</w:t>
+      </w:r>
       <w:r>
         <w:rPr>
           <w:lang w:val="zh_TW" w:bidi="zh_TW"/>
         </w:rPr>
         <w:t>，</w:t>
       </w:r>
-      <w:hyperlink r:id="rId42">
-        <w:r>
-          <w:rPr>
-            <w:lang w:val="zh_TW" w:bidi="zh_TW"/>
-          </w:rPr>
-          <w:rPr>
-            <w:color w:val="0000EE"/>
-            <w:u w:val="single"/>
-          </w:rPr>
-          <w:t>6:10</w:t>
-        </w:r>
-      </w:hyperlink>
+      <w:r>
+        <w:rPr>
+          <w:lang w:val="zh_TW" w:bidi="zh_TW"/>
+        </w:rPr>
+        <w:t>6:10</w:t>
+      </w:r>
       <w:r>
         <w:rPr>
           <w:lang w:val="zh_TW" w:bidi="zh_TW"/>
         </w:rPr>
         <w:t>，</w:t>
       </w:r>
-      <w:hyperlink r:id="rId43">
-        <w:r>
-          <w:rPr>
-            <w:lang w:val="zh_TW" w:bidi="zh_TW"/>
-          </w:rPr>
-          <w:rPr>
-            <w:color w:val="0000EE"/>
-            <w:u w:val="single"/>
-          </w:rPr>
-          <w:t>7:13</w:t>
-        </w:r>
-      </w:hyperlink>
+      <w:r>
+        <w:rPr>
+          <w:lang w:val="zh_TW" w:bidi="zh_TW"/>
+        </w:rPr>
+        <w:t>7:13</w:t>
+      </w:r>
       <w:r>
         <w:rPr>
           <w:lang w:val="zh_TW" w:bidi="zh_TW"/>
         </w:rPr>
         <w:t>，</w:t>
       </w:r>
-      <w:hyperlink r:id="rId44">
-        <w:r>
-          <w:rPr>
-            <w:lang w:val="zh_TW" w:bidi="zh_TW"/>
-          </w:rPr>
-          <w:rPr>
-            <w:color w:val="0000EE"/>
-            <w:u w:val="single"/>
-          </w:rPr>
-          <w:t>8:11–12</w:t>
-        </w:r>
-      </w:hyperlink>
+      <w:r>
+        <w:rPr>
+          <w:lang w:val="zh_TW" w:bidi="zh_TW"/>
+        </w:rPr>
+        <w:t>8:11–12</w:t>
+      </w:r>
       <w:r>
         <w:rPr>
           <w:lang w:val="zh_TW" w:bidi="zh_TW"/>
         </w:rPr>
         <w:t>，</w:t>
       </w:r>
-      <w:hyperlink r:id="rId45">
-        <w:r>
-          <w:rPr>
-            <w:lang w:val="zh_TW" w:bidi="zh_TW"/>
-          </w:rPr>
-          <w:rPr>
-            <w:color w:val="0000EE"/>
-            <w:u w:val="single"/>
-          </w:rPr>
-          <w:t>12:25–28</w:t>
-        </w:r>
-      </w:hyperlink>
+      <w:r>
+        <w:rPr>
+          <w:lang w:val="zh_TW" w:bidi="zh_TW"/>
+        </w:rPr>
+        <w:t>12:25–28</w:t>
+      </w:r>
       <w:r>
         <w:rPr>
           <w:lang w:val="zh_TW" w:bidi="zh_TW"/>
         </w:rPr>
         <w:t>，</w:t>
       </w:r>
-      <w:hyperlink r:id="rId46">
-        <w:r>
-          <w:rPr>
-            <w:lang w:val="zh_TW" w:bidi="zh_TW"/>
-          </w:rPr>
-          <w:rPr>
-            <w:color w:val="0000EE"/>
-            <w:u w:val="single"/>
-          </w:rPr>
-          <w:t>13:44–52</w:t>
-        </w:r>
-      </w:hyperlink>
+      <w:r>
+        <w:rPr>
+          <w:lang w:val="zh_TW" w:bidi="zh_TW"/>
+        </w:rPr>
+        <w:t>13:44–52</w:t>
+      </w:r>
       <w:r>
         <w:rPr>
           <w:lang w:val="zh_TW" w:bidi="zh_TW"/>
         </w:rPr>
         <w:t>，</w:t>
       </w:r>
-      <w:hyperlink r:id="rId47">
-        <w:r>
-          <w:rPr>
-            <w:lang w:val="zh_TW" w:bidi="zh_TW"/>
-          </w:rPr>
-          <w:rPr>
-            <w:color w:val="0000EE"/>
-            <w:u w:val="single"/>
-          </w:rPr>
-          <w:t>20:25–28</w:t>
-        </w:r>
-      </w:hyperlink>
+      <w:r>
+        <w:rPr>
+          <w:lang w:val="zh_TW" w:bidi="zh_TW"/>
+        </w:rPr>
+        <w:t>20:25–28</w:t>
+      </w:r>
       <w:r>
         <w:rPr>
           <w:lang w:val="zh_TW" w:bidi="zh_TW"/>
         </w:rPr>
         <w:t>；</w:t>
       </w:r>
-      <w:hyperlink r:id="rId48">
-        <w:r>
-          <w:rPr>
-            <w:lang w:val="zh_TW" w:bidi="zh_TW"/>
-          </w:rPr>
-          <w:rPr>
-            <w:color w:val="0000EE"/>
-            <w:u w:val="single"/>
-          </w:rPr>
-          <w:t>約18:36</w:t>
-        </w:r>
-      </w:hyperlink>
+      <w:r>
+        <w:rPr>
+          <w:lang w:val="zh_TW" w:bidi="zh_TW"/>
+        </w:rPr>
+        <w:t>約18:36</w:t>
+      </w:r>
       <w:r>
         <w:rPr>
           <w:lang w:val="zh_TW" w:bidi="zh_TW"/>
         </w:rPr>
         <w:t>；</w:t>
       </w:r>
-      <w:hyperlink r:id="rId49">
-        <w:r>
-          <w:rPr>
-            <w:lang w:val="zh_TW" w:bidi="zh_TW"/>
-          </w:rPr>
-          <w:rPr>
-            <w:color w:val="0000EE"/>
-            <w:u w:val="single"/>
-          </w:rPr>
-          <w:t>羅5:12–8:39</w:t>
-        </w:r>
-      </w:hyperlink>
+      <w:r>
+        <w:rPr>
+          <w:lang w:val="zh_TW" w:bidi="zh_TW"/>
+        </w:rPr>
+        <w:t>羅5:12–8:39</w:t>
+      </w:r>
       <w:r>
         <w:rPr>
           <w:lang w:val="zh_TW" w:bidi="zh_TW"/>
         </w:rPr>
         <w:t>，</w:t>
       </w:r>
-      <w:hyperlink r:id="rId50">
-        <w:r>
-          <w:rPr>
-            <w:lang w:val="zh_TW" w:bidi="zh_TW"/>
-          </w:rPr>
-          <w:rPr>
-            <w:color w:val="0000EE"/>
-            <w:u w:val="single"/>
-          </w:rPr>
-          <w:t>14:17</w:t>
-        </w:r>
-      </w:hyperlink>
+      <w:r>
+        <w:rPr>
+          <w:lang w:val="zh_TW" w:bidi="zh_TW"/>
+        </w:rPr>
+        <w:t>14:17</w:t>
+      </w:r>
       <w:r>
         <w:rPr>
           <w:lang w:val="zh_TW" w:bidi="zh_TW"/>
         </w:rPr>
         <w:t>；</w:t>
       </w:r>
-      <w:hyperlink r:id="rId51">
-        <w:r>
-          <w:rPr>
-            <w:lang w:val="zh_TW" w:bidi="zh_TW"/>
-          </w:rPr>
-          <w:rPr>
-            <w:color w:val="0000EE"/>
-            <w:u w:val="single"/>
-          </w:rPr>
-          <w:t>林前6:9–11</w:t>
-        </w:r>
-      </w:hyperlink>
+      <w:r>
+        <w:rPr>
+          <w:lang w:val="zh_TW" w:bidi="zh_TW"/>
+        </w:rPr>
+        <w:t>林前6:9–11</w:t>
+      </w:r>
       <w:r>
         <w:rPr>
           <w:lang w:val="zh_TW" w:bidi="zh_TW"/>
         </w:rPr>
         <w:t>，</w:t>
       </w:r>
-      <w:hyperlink r:id="rId52">
-        <w:r>
-          <w:rPr>
-            <w:lang w:val="zh_TW" w:bidi="zh_TW"/>
-          </w:rPr>
-          <w:rPr>
-            <w:color w:val="0000EE"/>
-            <w:u w:val="single"/>
-          </w:rPr>
-          <w:t>15:20–28</w:t>
-        </w:r>
-      </w:hyperlink>
+      <w:r>
+        <w:rPr>
+          <w:lang w:val="zh_TW" w:bidi="zh_TW"/>
+        </w:rPr>
+        <w:t>15:20–28</w:t>
+      </w:r>
       <w:r>
         <w:rPr>
           <w:lang w:val="zh_TW" w:bidi="zh_TW"/>
         </w:rPr>
         <w:t>；</w:t>
       </w:r>
-      <w:hyperlink r:id="rId53">
-        <w:r>
-          <w:rPr>
-            <w:lang w:val="zh_TW" w:bidi="zh_TW"/>
-          </w:rPr>
-          <w:rPr>
-            <w:color w:val="0000EE"/>
-            <w:u w:val="single"/>
-          </w:rPr>
-          <w:t>加5:16–26</w:t>
-        </w:r>
-      </w:hyperlink>
+      <w:r>
+        <w:rPr>
+          <w:lang w:val="zh_TW" w:bidi="zh_TW"/>
+        </w:rPr>
+        <w:t>加5:16–26</w:t>
+      </w:r>
       <w:r>
         <w:rPr>
           <w:lang w:val="zh_TW" w:bidi="zh_TW"/>
         </w:rPr>
         <w:t>；</w:t>
       </w:r>
-      <w:hyperlink r:id="rId54">
-        <w:r>
-          <w:rPr>
-            <w:lang w:val="zh_TW" w:bidi="zh_TW"/>
-          </w:rPr>
-          <w:rPr>
-            <w:color w:val="0000EE"/>
-            <w:u w:val="single"/>
-          </w:rPr>
-          <w:t>弗1:3</w:t>
-        </w:r>
-      </w:hyperlink>
+      <w:r>
+        <w:rPr>
+          <w:lang w:val="zh_TW" w:bidi="zh_TW"/>
+        </w:rPr>
+        <w:t>弗1:3</w:t>
+      </w:r>
       <w:r>
         <w:rPr>
           <w:lang w:val="zh_TW" w:bidi="zh_TW"/>
         </w:rPr>
         <w:t>、</w:t>
       </w:r>
-      <w:hyperlink r:id="rId55">
-        <w:r>
-          <w:rPr>
-            <w:lang w:val="zh_TW" w:bidi="zh_TW"/>
-          </w:rPr>
-          <w:rPr>
-            <w:color w:val="0000EE"/>
-            <w:u w:val="single"/>
-          </w:rPr>
-          <w:t>20</w:t>
-        </w:r>
-      </w:hyperlink>
+      <w:r>
+        <w:rPr>
+          <w:lang w:val="zh_TW" w:bidi="zh_TW"/>
+        </w:rPr>
+        <w:t>20</w:t>
+      </w:r>
       <w:r>
         <w:rPr>
           <w:lang w:val="zh_TW" w:bidi="zh_TW"/>
         </w:rPr>
         <w:t>，</w:t>
       </w:r>
-      <w:hyperlink r:id="rId56">
-        <w:r>
-          <w:rPr>
-            <w:lang w:val="zh_TW" w:bidi="zh_TW"/>
-          </w:rPr>
-          <w:rPr>
-            <w:color w:val="0000EE"/>
-            <w:u w:val="single"/>
-          </w:rPr>
-          <w:t>2:6</w:t>
-        </w:r>
-      </w:hyperlink>
+      <w:r>
+        <w:rPr>
+          <w:lang w:val="zh_TW" w:bidi="zh_TW"/>
+        </w:rPr>
+        <w:t>2:6</w:t>
+      </w:r>
       <w:r>
         <w:rPr>
           <w:lang w:val="zh_TW" w:bidi="zh_TW"/>
         </w:rPr>
         <w:t>，</w:t>
       </w:r>
-      <w:hyperlink r:id="rId57">
-        <w:r>
-          <w:rPr>
-            <w:lang w:val="zh_TW" w:bidi="zh_TW"/>
-          </w:rPr>
-          <w:rPr>
-            <w:color w:val="0000EE"/>
-            <w:u w:val="single"/>
-          </w:rPr>
-          <w:t>5:1–20</w:t>
-        </w:r>
-      </w:hyperlink>
+      <w:r>
+        <w:rPr>
+          <w:lang w:val="zh_TW" w:bidi="zh_TW"/>
+        </w:rPr>
+        <w:t>5:1–20</w:t>
+      </w:r>
       <w:r>
         <w:rPr>
           <w:lang w:val="zh_TW" w:bidi="zh_TW"/>
         </w:rPr>
         <w:t>；</w:t>
       </w:r>
-      <w:hyperlink r:id="rId58">
-        <w:r>
-          <w:rPr>
-            <w:lang w:val="zh_TW" w:bidi="zh_TW"/>
-          </w:rPr>
-          <w:rPr>
-            <w:color w:val="0000EE"/>
-            <w:u w:val="single"/>
-          </w:rPr>
-          <w:t>西1:13–14</w:t>
-        </w:r>
-      </w:hyperlink>
+      <w:r>
+        <w:rPr>
+          <w:lang w:val="zh_TW" w:bidi="zh_TW"/>
+        </w:rPr>
+        <w:t>西1:13–14</w:t>
+      </w:r>
       <w:r>
         <w:rPr>
           <w:lang w:val="zh_TW" w:bidi="zh_TW"/>
         </w:rPr>
         <w:t>；</w:t>
       </w:r>
-      <w:hyperlink r:id="rId59">
-        <w:r>
-          <w:rPr>
-            <w:lang w:val="zh_TW" w:bidi="zh_TW"/>
-          </w:rPr>
-          <w:rPr>
-            <w:color w:val="0000EE"/>
-            <w:u w:val="single"/>
-          </w:rPr>
-          <w:t>來6:4–5</w:t>
-        </w:r>
-      </w:hyperlink>
+      <w:r>
+        <w:rPr>
+          <w:lang w:val="zh_TW" w:bidi="zh_TW"/>
+        </w:rPr>
+        <w:t>來6:4–5</w:t>
+      </w:r>
       <w:r>
         <w:rPr>
           <w:lang w:val="zh_TW" w:bidi="zh_TW"/>
         </w:rPr>
         <w:t>，</w:t>
       </w:r>
-      <w:hyperlink r:id="rId60">
-        <w:r>
-          <w:rPr>
-            <w:lang w:val="zh_TW" w:bidi="zh_TW"/>
-          </w:rPr>
-          <w:rPr>
-            <w:color w:val="0000EE"/>
-            <w:u w:val="single"/>
-          </w:rPr>
-          <w:t>12:18–29；</w:t>
-        </w:r>
-      </w:hyperlink>
-      <w:hyperlink r:id="rId61">
-        <w:r>
-          <w:rPr>
-            <w:lang w:val="zh_TW" w:bidi="zh_TW"/>
-          </w:rPr>
-          <w:rPr>
-            <w:color w:val="0000EE"/>
-            <w:u w:val="single"/>
-          </w:rPr>
-          <w:t>啟11:15</w:t>
-        </w:r>
-      </w:hyperlink>
+      <w:r>
+        <w:rPr>
+          <w:lang w:val="zh_TW" w:bidi="zh_TW"/>
+        </w:rPr>
+        <w:t>12:18–29；</w:t>
+      </w:r>
+      <w:r>
+        <w:rPr>
+          <w:lang w:val="zh_TW" w:bidi="zh_TW"/>
+        </w:rPr>
+        <w:t>啟11:15</w:t>
+      </w:r>
       <w:r>
         <w:rPr>
           <w:lang w:val="zh_TW" w:bidi="zh_TW"/>
         </w:rPr>
         <w:t>，</w:t>
       </w:r>
-      <w:hyperlink r:id="rId62">
-        <w:r>
-          <w:rPr>
-            <w:lang w:val="zh_TW" w:bidi="zh_TW"/>
-          </w:rPr>
-          <w:rPr>
-            <w:color w:val="0000EE"/>
-            <w:u w:val="single"/>
-          </w:rPr>
-          <w:t>12:10</w:t>
-        </w:r>
-      </w:hyperlink>
+      <w:r>
+        <w:rPr>
+          <w:lang w:val="zh_TW" w:bidi="zh_TW"/>
+        </w:rPr>
+        <w:t>12:10</w:t>
+      </w:r>
       <w:r>
         <w:rPr>
           <w:lang w:val="zh_TW" w:bidi="zh_TW"/>
@@ -1615,144 +1285,96 @@
         </w:rPr>
         <w:t>舊約許多經文提到，死人所去之地是無法再回來的地方（例如，</w:t>
       </w:r>
-      <w:hyperlink r:id="rId63">
-        <w:r>
-          <w:rPr>
-            <w:lang w:val="zh_TW" w:bidi="zh_TW"/>
-          </w:rPr>
-          <w:rPr>
-            <w:color w:val="0000EE"/>
-            <w:u w:val="single"/>
-          </w:rPr>
-          <w:t>伯7:6–21</w:t>
-        </w:r>
-      </w:hyperlink>
+      <w:r>
+        <w:rPr>
+          <w:lang w:val="zh_TW" w:bidi="zh_TW"/>
+        </w:rPr>
+        <w:t>伯7:6–21</w:t>
+      </w:r>
       <w:r>
         <w:rPr>
           <w:lang w:val="zh_TW" w:bidi="zh_TW"/>
         </w:rPr>
         <w:t>；</w:t>
       </w:r>
-      <w:hyperlink r:id="rId64">
-        <w:r>
-          <w:rPr>
-            <w:lang w:val="zh_TW" w:bidi="zh_TW"/>
-          </w:rPr>
-          <w:rPr>
-            <w:color w:val="0000EE"/>
-            <w:u w:val="single"/>
-          </w:rPr>
-          <w:t>詩6:5</w:t>
-        </w:r>
-      </w:hyperlink>
+      <w:r>
+        <w:rPr>
+          <w:lang w:val="zh_TW" w:bidi="zh_TW"/>
+        </w:rPr>
+        <w:t>詩6:5</w:t>
+      </w:r>
       <w:r>
         <w:rPr>
           <w:lang w:val="zh_TW" w:bidi="zh_TW"/>
         </w:rPr>
         <w:t>；</w:t>
       </w:r>
-      <w:hyperlink r:id="rId65">
-        <w:r>
-          <w:rPr>
-            <w:lang w:val="zh_TW" w:bidi="zh_TW"/>
-          </w:rPr>
-          <w:rPr>
-            <w:color w:val="0000EE"/>
-            <w:u w:val="single"/>
-          </w:rPr>
-          <w:t>賽38:18–19</w:t>
-        </w:r>
-      </w:hyperlink>
+      <w:r>
+        <w:rPr>
+          <w:lang w:val="zh_TW" w:bidi="zh_TW"/>
+        </w:rPr>
+        <w:t>賽38:18–19</w:t>
+      </w:r>
       <w:r>
         <w:rPr>
           <w:lang w:val="zh_TW" w:bidi="zh_TW"/>
         </w:rPr>
         <w:t>）。然而，也有一些經文暗示，人死後仍有復活的可能（例如，</w:t>
       </w:r>
-      <w:hyperlink r:id="rId66">
-        <w:r>
-          <w:rPr>
-            <w:lang w:val="zh_TW" w:bidi="zh_TW"/>
-          </w:rPr>
-          <w:rPr>
-            <w:color w:val="0000EE"/>
-            <w:u w:val="single"/>
-          </w:rPr>
-          <w:t>伯19:25–27</w:t>
-        </w:r>
-      </w:hyperlink>
+      <w:r>
+        <w:rPr>
+          <w:lang w:val="zh_TW" w:bidi="zh_TW"/>
+        </w:rPr>
+        <w:t>伯19:25–27</w:t>
+      </w:r>
       <w:r>
         <w:rPr>
           <w:lang w:val="zh_TW" w:bidi="zh_TW"/>
         </w:rPr>
         <w:t>；</w:t>
       </w:r>
-      <w:hyperlink r:id="rId67">
-        <w:r>
-          <w:rPr>
-            <w:lang w:val="zh_TW" w:bidi="zh_TW"/>
-          </w:rPr>
-          <w:rPr>
-            <w:color w:val="0000EE"/>
-            <w:u w:val="single"/>
-          </w:rPr>
-          <w:t>詩16:10–11</w:t>
-        </w:r>
-      </w:hyperlink>
+      <w:r>
+        <w:rPr>
+          <w:lang w:val="zh_TW" w:bidi="zh_TW"/>
+        </w:rPr>
+        <w:t>詩16:10–11</w:t>
+      </w:r>
       <w:r>
         <w:rPr>
           <w:lang w:val="zh_TW" w:bidi="zh_TW"/>
         </w:rPr>
         <w:t>；</w:t>
       </w:r>
-      <w:hyperlink r:id="rId68">
-        <w:r>
-          <w:rPr>
-            <w:lang w:val="zh_TW" w:bidi="zh_TW"/>
-          </w:rPr>
-          <w:rPr>
-            <w:color w:val="0000EE"/>
-            <w:u w:val="single"/>
-          </w:rPr>
-          <w:t>賽26:19</w:t>
-        </w:r>
-      </w:hyperlink>
+      <w:r>
+        <w:rPr>
+          <w:lang w:val="zh_TW" w:bidi="zh_TW"/>
+        </w:rPr>
+        <w:t>賽26:19</w:t>
+      </w:r>
       <w:r>
         <w:rPr>
           <w:lang w:val="zh_TW" w:bidi="zh_TW"/>
         </w:rPr>
         <w:t>）。</w:t>
       </w:r>
-      <w:hyperlink r:id="rId69">
-        <w:r>
-          <w:rPr>
-            <w:lang w:val="zh_TW" w:bidi="zh_TW"/>
-          </w:rPr>
-          <w:rPr>
-            <w:color w:val="0000EE"/>
-            <w:u w:val="single"/>
-          </w:rPr>
-          <w:t>但以理書十二章1至3節</w:t>
-        </w:r>
-      </w:hyperlink>
+      <w:r>
+        <w:rPr>
+          <w:lang w:val="zh_TW" w:bidi="zh_TW"/>
+        </w:rPr>
+        <w:t>但以理書十二章1至3節</w:t>
+      </w:r>
       <w:r>
         <w:rPr>
           <w:lang w:val="zh_TW" w:bidi="zh_TW"/>
         </w:rPr>
         <w:t>清楚教導：神將使死人復活；神親自告訴但以理，他會一同復活（</w:t>
       </w:r>
-      <w:hyperlink r:id="rId70">
-        <w:r>
-          <w:rPr>
-            <w:lang w:val="zh_TW" w:bidi="zh_TW"/>
-          </w:rPr>
-          <w:rPr>
-            <w:color w:val="0000EE"/>
-            <w:u w:val="single"/>
-          </w:rPr>
-          <w:t>12:13</w:t>
-        </w:r>
-      </w:hyperlink>
+      <w:r>
+        <w:rPr>
+          <w:lang w:val="zh_TW" w:bidi="zh_TW"/>
+        </w:rPr>
+        <w:t>12:13</w:t>
+      </w:r>
       <w:r>
         <w:rPr>
           <w:lang w:val="zh_TW" w:bidi="zh_TW"/>
@@ -1867,18 +1489,12 @@
         </w:rPr>
         <w:t>」。這個詞在舊約中，只見於</w:t>
       </w:r>
-      <w:hyperlink r:id="rId71">
-        <w:r>
-          <w:rPr>
-            <w:lang w:val="zh_TW" w:bidi="zh_TW"/>
-          </w:rPr>
-          <w:rPr>
-            <w:color w:val="0000EE"/>
-            <w:u w:val="single"/>
-          </w:rPr>
-          <w:t>但以理書十二章2節</w:t>
-        </w:r>
-      </w:hyperlink>
+      <w:r>
+        <w:rPr>
+          <w:lang w:val="zh_TW" w:bidi="zh_TW"/>
+        </w:rPr>
+        <w:t>但以理書十二章2節</w:t>
+      </w:r>
       <w:r>
         <w:rPr>
           <w:lang w:val="zh_TW" w:bidi="zh_TW"/>
@@ -1923,36 +1539,24 @@
         </w:rPr>
         <w:t>第二類人則要承受永遠的羞辱與恥辱，因為他們在道德與屬靈上都未曾被更新。新約的啟示錄進一步揭示但以理的異象中，這兩類人的最終結局（見</w:t>
       </w:r>
-      <w:hyperlink r:id="rId72">
-        <w:r>
-          <w:rPr>
-            <w:lang w:val="zh_TW" w:bidi="zh_TW"/>
-          </w:rPr>
-          <w:rPr>
-            <w:color w:val="0000EE"/>
-            <w:u w:val="single"/>
-          </w:rPr>
-          <w:t>啟20:4–6</w:t>
-        </w:r>
-      </w:hyperlink>
+      <w:r>
+        <w:rPr>
+          <w:lang w:val="zh_TW" w:bidi="zh_TW"/>
+        </w:rPr>
+        <w:t>啟20:4–6</w:t>
+      </w:r>
       <w:r>
         <w:rPr>
           <w:lang w:val="zh_TW" w:bidi="zh_TW"/>
         </w:rPr>
         <w:t>、</w:t>
       </w:r>
-      <w:hyperlink r:id="rId73">
-        <w:r>
-          <w:rPr>
-            <w:lang w:val="zh_TW" w:bidi="zh_TW"/>
-          </w:rPr>
-          <w:rPr>
-            <w:color w:val="0000EE"/>
-            <w:u w:val="single"/>
-          </w:rPr>
-          <w:t>11–15</w:t>
-        </w:r>
-      </w:hyperlink>
+      <w:r>
+        <w:rPr>
+          <w:lang w:val="zh_TW" w:bidi="zh_TW"/>
+        </w:rPr>
+        <w:t>11–15</w:t>
+      </w:r>
       <w:r>
         <w:rPr>
           <w:lang w:val="zh_TW" w:bidi="zh_TW"/>
@@ -1973,54 +1577,36 @@
         </w:rPr>
         <w:t>神的子民最終將逃離死亡。那些復活得著生命的人，他們的名字記錄在生命冊上（見</w:t>
       </w:r>
-      <w:hyperlink r:id="rId74">
-        <w:r>
-          <w:rPr>
-            <w:lang w:val="zh_TW" w:bidi="zh_TW"/>
-          </w:rPr>
-          <w:rPr>
-            <w:color w:val="0000EE"/>
-            <w:u w:val="single"/>
-          </w:rPr>
-          <w:t>但7:9–10</w:t>
-        </w:r>
-      </w:hyperlink>
+      <w:r>
+        <w:rPr>
+          <w:lang w:val="zh_TW" w:bidi="zh_TW"/>
+        </w:rPr>
+        <w:t>但7:9–10</w:t>
+      </w:r>
       <w:r>
         <w:rPr>
           <w:lang w:val="zh_TW" w:bidi="zh_TW"/>
         </w:rPr>
         <w:t>，</w:t>
       </w:r>
-      <w:hyperlink r:id="rId75">
-        <w:r>
-          <w:rPr>
-            <w:lang w:val="zh_TW" w:bidi="zh_TW"/>
-          </w:rPr>
-          <w:rPr>
-            <w:color w:val="0000EE"/>
-            <w:u w:val="single"/>
-          </w:rPr>
-          <w:t>10:21</w:t>
-        </w:r>
-      </w:hyperlink>
+      <w:r>
+        <w:rPr>
+          <w:lang w:val="zh_TW" w:bidi="zh_TW"/>
+        </w:rPr>
+        <w:t>10:21</w:t>
+      </w:r>
       <w:r>
         <w:rPr>
           <w:lang w:val="zh_TW" w:bidi="zh_TW"/>
         </w:rPr>
         <w:t>；</w:t>
       </w:r>
-      <w:hyperlink r:id="rId76">
-        <w:r>
-          <w:rPr>
-            <w:lang w:val="zh_TW" w:bidi="zh_TW"/>
-          </w:rPr>
-          <w:rPr>
-            <w:color w:val="0000EE"/>
-            <w:u w:val="single"/>
-          </w:rPr>
-          <w:t>啟20:12</w:t>
-        </w:r>
-      </w:hyperlink>
+      <w:r>
+        <w:rPr>
+          <w:lang w:val="zh_TW" w:bidi="zh_TW"/>
+        </w:rPr>
+        <w:t>啟20:12</w:t>
+      </w:r>
       <w:r>
         <w:rPr>
           <w:lang w:val="zh_TW" w:bidi="zh_TW"/>
@@ -2050,126 +1636,84 @@
           <w:lang w:val="zh_TW" w:bidi="zh_TW"/>
         </w:rPr>
       </w:r>
-      <w:hyperlink r:id="rId66">
-        <w:r>
-          <w:rPr>
-            <w:lang w:val="zh_TW" w:bidi="zh_TW"/>
-          </w:rPr>
-          <w:rPr>
-            <w:color w:val="0000EE"/>
-            <w:u w:val="single"/>
-          </w:rPr>
-          <w:t>伯19:25–27</w:t>
-        </w:r>
-      </w:hyperlink>
+      <w:r>
+        <w:rPr>
+          <w:lang w:val="zh_TW" w:bidi="zh_TW"/>
+        </w:rPr>
+        <w:t>伯19:25–27</w:t>
+      </w:r>
       <w:r>
         <w:rPr>
           <w:lang w:val="zh_TW" w:bidi="zh_TW"/>
         </w:rPr>
         <w:t>；</w:t>
       </w:r>
-      <w:hyperlink r:id="rId69">
-        <w:r>
-          <w:rPr>
-            <w:lang w:val="zh_TW" w:bidi="zh_TW"/>
-          </w:rPr>
-          <w:rPr>
-            <w:color w:val="0000EE"/>
-            <w:u w:val="single"/>
-          </w:rPr>
-          <w:t>但12:1–3</w:t>
-        </w:r>
-      </w:hyperlink>
+      <w:r>
+        <w:rPr>
+          <w:lang w:val="zh_TW" w:bidi="zh_TW"/>
+        </w:rPr>
+        <w:t>但12:1–3</w:t>
+      </w:r>
       <w:r>
         <w:rPr>
           <w:lang w:val="zh_TW" w:bidi="zh_TW"/>
         </w:rPr>
         <w:t>、</w:t>
       </w:r>
-      <w:hyperlink r:id="rId70">
-        <w:r>
-          <w:rPr>
-            <w:lang w:val="zh_TW" w:bidi="zh_TW"/>
-          </w:rPr>
-          <w:rPr>
-            <w:color w:val="0000EE"/>
-            <w:u w:val="single"/>
-          </w:rPr>
-          <w:t>13</w:t>
-        </w:r>
-      </w:hyperlink>
+      <w:r>
+        <w:rPr>
+          <w:lang w:val="zh_TW" w:bidi="zh_TW"/>
+        </w:rPr>
+        <w:t>13</w:t>
+      </w:r>
       <w:r>
         <w:rPr>
           <w:lang w:val="zh_TW" w:bidi="zh_TW"/>
         </w:rPr>
         <w:t>；</w:t>
       </w:r>
-      <w:hyperlink r:id="rId77">
-        <w:r>
-          <w:rPr>
-            <w:lang w:val="zh_TW" w:bidi="zh_TW"/>
-          </w:rPr>
-          <w:rPr>
-            <w:color w:val="0000EE"/>
-            <w:u w:val="single"/>
-          </w:rPr>
-          <w:t>太27:50–53</w:t>
-        </w:r>
-      </w:hyperlink>
+      <w:r>
+        <w:rPr>
+          <w:lang w:val="zh_TW" w:bidi="zh_TW"/>
+        </w:rPr>
+        <w:t>太27:50–53</w:t>
+      </w:r>
       <w:r>
         <w:rPr>
           <w:lang w:val="zh_TW" w:bidi="zh_TW"/>
         </w:rPr>
         <w:t>，</w:t>
       </w:r>
-      <w:hyperlink r:id="rId78">
-        <w:r>
-          <w:rPr>
-            <w:lang w:val="zh_TW" w:bidi="zh_TW"/>
-          </w:rPr>
-          <w:rPr>
-            <w:color w:val="0000EE"/>
-            <w:u w:val="single"/>
-          </w:rPr>
-          <w:t>28:1–20</w:t>
-        </w:r>
-      </w:hyperlink>
+      <w:r>
+        <w:rPr>
+          <w:lang w:val="zh_TW" w:bidi="zh_TW"/>
+        </w:rPr>
+        <w:t>28:1–20</w:t>
+      </w:r>
       <w:r>
         <w:rPr>
           <w:lang w:val="zh_TW" w:bidi="zh_TW"/>
         </w:rPr>
         <w:t>；</w:t>
       </w:r>
-      <w:hyperlink r:id="rId79">
-        <w:r>
-          <w:rPr>
-            <w:lang w:val="zh_TW" w:bidi="zh_TW"/>
-          </w:rPr>
-          <w:rPr>
-            <w:color w:val="0000EE"/>
-            <w:u w:val="single"/>
-          </w:rPr>
-          <w:t>林前15:1–58</w:t>
-        </w:r>
-      </w:hyperlink>
+      <w:r>
+        <w:rPr>
+          <w:lang w:val="zh_TW" w:bidi="zh_TW"/>
+        </w:rPr>
+        <w:t>林前15:1–58</w:t>
+      </w:r>
       <w:r>
         <w:rPr>
           <w:lang w:val="zh_TW" w:bidi="zh_TW"/>
         </w:rPr>
         <w:t>；</w:t>
       </w:r>
-      <w:hyperlink r:id="rId80">
-        <w:r>
-          <w:rPr>
-            <w:lang w:val="zh_TW" w:bidi="zh_TW"/>
-          </w:rPr>
-          <w:rPr>
-            <w:color w:val="0000EE"/>
-            <w:u w:val="single"/>
-          </w:rPr>
-          <w:t>啟20:1–15</w:t>
-        </w:r>
-      </w:hyperlink>
+      <w:r>
+        <w:rPr>
+          <w:lang w:val="zh_TW" w:bidi="zh_TW"/>
+        </w:rPr>
+        <w:t>啟20:1–15</w:t>
+      </w:r>
       <w:r>
         <w:rPr>
           <w:lang w:val="zh_TW" w:bidi="zh_TW"/>
